--- a/Signals/html_Lectures/notes/Lecture 17 Notes.docx
+++ b/Signals/html_Lectures/notes/Lecture 17 Notes.docx
@@ -239,7 +239,169 @@
           <w:sz w:val="22"/>
           <w:szCs w:val="22"/>
         </w:rPr>
-        <w:t xml:space="preserve">3 min. y = [s; 0_{N−L}]; if N = ML then S[k] = Y[kM]. Proof: DFT of y at kM, sum stops at L−1, exponent kMn/(ML) = kn/L.</w:t>
+        <w:t xml:space="preserve">Timing ≈ 3 min.</w:t>
+      </w:r>
+    </w:p>
+    <w:p>
+      <w:pPr>
+        <w:pStyle w:val="ListParagraph"/>
+        <w:numPr>
+          <w:ilvl w:val="0"/>
+          <w:numId w:val="2"/>
+        </w:numPr>
+        <w:spacing w:after="80"/>
+      </w:pPr>
+      <w:r>
+        <w:rPr>
+          <w:rFonts w:ascii="Calibri" w:cs="Calibri" w:eastAsia="Calibri" w:hAnsi="Calibri"/>
+          <w:sz w:val="22"/>
+          <w:szCs w:val="22"/>
+        </w:rPr>
+        <w:t xml:space="preserve">Goal: show that padding with zeros leaves the original spectrum S sitting inside the longer spectrum Y, in every M-th slot.</w:t>
+      </w:r>
+    </w:p>
+    <w:p>
+      <w:pPr>
+        <w:pStyle w:val="ListParagraph"/>
+        <w:numPr>
+          <w:ilvl w:val="0"/>
+          <w:numId w:val="2"/>
+        </w:numPr>
+        <w:spacing w:after="80"/>
+      </w:pPr>
+      <w:r>
+        <w:rPr>
+          <w:rFonts w:ascii="Calibri" w:cs="Calibri" w:eastAsia="Calibri" w:hAnsi="Calibri"/>
+          <w:sz w:val="22"/>
+          <w:szCs w:val="22"/>
+        </w:rPr>
+        <w:t xml:space="preserve">Notation first (also on the slide). [s; 0_{N−L}] means s followed by N−L zeros. Example: s = (1, 2, −1), N = 5 gives y = (1, 2, −1, 0, 0). S is the length-L DFT of s, Y is the length-N DFT of y.</w:t>
+      </w:r>
+    </w:p>
+    <w:p>
+      <w:pPr>
+        <w:pStyle w:val="ListParagraph"/>
+        <w:numPr>
+          <w:ilvl w:val="0"/>
+          <w:numId w:val="2"/>
+        </w:numPr>
+        <w:spacing w:after="80"/>
+      </w:pPr>
+      <w:r>
+        <w:rPr>
+          <w:rFonts w:ascii="Calibri" w:cs="Calibri" w:eastAsia="Calibri" w:hAnsi="Calibri"/>
+          <w:sz w:val="22"/>
+          <w:szCs w:val="22"/>
+        </w:rPr>
+        <w:t xml:space="preserve">Step 1 — definitions. S[k] = Σ_{n=0}^{L−1} s[n] e^{−j2πkn/L}, k = 0…L−1. Y[m] = Σ_{n=0}^{N−1} y[n] e^{−j2πmn/N}, m = 0…N−1.</w:t>
+      </w:r>
+    </w:p>
+    <w:p>
+      <w:pPr>
+        <w:pStyle w:val="ListParagraph"/>
+        <w:numPr>
+          <w:ilvl w:val="0"/>
+          <w:numId w:val="2"/>
+        </w:numPr>
+        <w:spacing w:after="80"/>
+      </w:pPr>
+      <w:r>
+        <w:rPr>
+          <w:rFonts w:ascii="Calibri" w:cs="Calibri" w:eastAsia="Calibri" w:hAnsi="Calibri"/>
+          <w:sz w:val="22"/>
+          <w:szCs w:val="22"/>
+        </w:rPr>
+        <w:t xml:space="preserve">Step 2 — assume N = ML with M a whole number, and look only at the slot m = kM: Y[kM] = Σ_{n=0}^{N−1} y[n] e^{−j2π(kM)n/N}.</w:t>
+      </w:r>
+    </w:p>
+    <w:p>
+      <w:pPr>
+        <w:pStyle w:val="ListParagraph"/>
+        <w:numPr>
+          <w:ilvl w:val="0"/>
+          <w:numId w:val="2"/>
+        </w:numPr>
+        <w:spacing w:after="80"/>
+      </w:pPr>
+      <w:r>
+        <w:rPr>
+          <w:rFonts w:ascii="Calibri" w:cs="Calibri" w:eastAsia="Calibri" w:hAnsi="Calibri"/>
+          <w:sz w:val="22"/>
+          <w:szCs w:val="22"/>
+        </w:rPr>
+        <w:t xml:space="preserve">Step 3 — y[n] = 0 for n ≥ L, so those terms vanish and the sum stops at L−1. For n ≤ L−1 we have y[n] = s[n].</w:t>
+      </w:r>
+    </w:p>
+    <w:p>
+      <w:pPr>
+        <w:pStyle w:val="ListParagraph"/>
+        <w:numPr>
+          <w:ilvl w:val="0"/>
+          <w:numId w:val="2"/>
+        </w:numPr>
+        <w:spacing w:after="80"/>
+      </w:pPr>
+      <w:r>
+        <w:rPr>
+          <w:rFonts w:ascii="Calibri" w:cs="Calibri" w:eastAsia="Calibri" w:hAnsi="Calibri"/>
+          <w:sz w:val="22"/>
+          <w:szCs w:val="22"/>
+        </w:rPr>
+        <w:t xml:space="preserve">Step 4 — simplify the exponent using N = ML: (kM)n/N = kMn/(ML) = kn/L (the M cancels).</w:t>
+      </w:r>
+    </w:p>
+    <w:p>
+      <w:pPr>
+        <w:pStyle w:val="ListParagraph"/>
+        <w:numPr>
+          <w:ilvl w:val="0"/>
+          <w:numId w:val="2"/>
+        </w:numPr>
+        <w:spacing w:after="80"/>
+      </w:pPr>
+      <w:r>
+        <w:rPr>
+          <w:rFonts w:ascii="Calibri" w:cs="Calibri" w:eastAsia="Calibri" w:hAnsi="Calibri"/>
+          <w:sz w:val="22"/>
+          <w:szCs w:val="22"/>
+        </w:rPr>
+        <w:t xml:space="preserve">Step 5 — so Y[kM] = Σ_{n=0}^{L−1} s[n] e^{−j2πkn/L}, which is exactly the definition of S[k]. Hence Y[kM] = S[k] ✓.</w:t>
+      </w:r>
+    </w:p>
+    <w:p>
+      <w:pPr>
+        <w:pStyle w:val="ListParagraph"/>
+        <w:numPr>
+          <w:ilvl w:val="0"/>
+          <w:numId w:val="2"/>
+        </w:numPr>
+        <w:spacing w:after="80"/>
+      </w:pPr>
+      <w:r>
+        <w:rPr>
+          <w:rFonts w:ascii="Calibri" w:cs="Calibri" w:eastAsia="Calibri" w:hAnsi="Calibri"/>
+          <w:sz w:val="22"/>
+          <w:szCs w:val="22"/>
+        </w:rPr>
+        <w:t xml:space="preserve">Say it in words: the entries of Y in slots 0, M, 2M, …, (L−1)M are the old spectrum; the other N−L entries are new samples in between.</w:t>
+      </w:r>
+    </w:p>
+    <w:p>
+      <w:pPr>
+        <w:pStyle w:val="ListParagraph"/>
+        <w:numPr>
+          <w:ilvl w:val="0"/>
+          <w:numId w:val="2"/>
+        </w:numPr>
+        <w:spacing w:after="80"/>
+      </w:pPr>
+      <w:r>
+        <w:rPr>
+          <w:rFonts w:ascii="Calibri" w:cs="Calibri" w:eastAsia="Calibri" w:hAnsi="Calibri"/>
+          <w:sz w:val="22"/>
+          <w:szCs w:val="22"/>
+        </w:rPr>
+        <w:t xml:space="preserve">Quick numeric picture: L = 3, N = 12, M = 4: S[0], S[1], S[2] sit in Y[0], Y[4], Y[8] (next slide does the numbers).</w:t>
       </w:r>
     </w:p>
     <w:p>
@@ -287,25 +449,151 @@
           <w:sz w:val="22"/>
           <w:szCs w:val="22"/>
         </w:rPr>
-        <w:t xml:space="preserve">3 min. M = 4, (a,b,c) ↔ (Y0,Y4,Y8). Appending one more zero: (a,b,c,0) with L = 4, M = 3 gives (Y0,Y3,Y6,Y9).</w:t>
-      </w:r>
-    </w:p>
-    <w:p>
-      <w:pPr>
-        <w:pStyle w:val="ListParagraph"/>
-        <w:numPr>
-          <w:ilvl w:val="0"/>
-          <w:numId w:val="2"/>
-        </w:numPr>
-        <w:spacing w:after="80"/>
-      </w:pPr>
-      <w:r>
-        <w:rPr>
-          <w:rFonts w:ascii="Calibri" w:cs="Calibri" w:eastAsia="Calibri" w:hAnsi="Calibri"/>
-          <w:sz w:val="22"/>
-          <w:szCs w:val="22"/>
-        </w:rPr>
-        <w:t xml:space="preserve">Numeric check a,b,c = 1,2,−1: S[1] = 0.5 − 2.598j = Y4; length-4: 1 − 2j + 1 = 2 − 2j = Y3.</w:t>
+        <w:t xml:space="preserve">Timing ≈ 3 min.</w:t>
+      </w:r>
+    </w:p>
+    <w:p>
+      <w:pPr>
+        <w:pStyle w:val="ListParagraph"/>
+        <w:numPr>
+          <w:ilvl w:val="0"/>
+          <w:numId w:val="2"/>
+        </w:numPr>
+        <w:spacing w:after="80"/>
+      </w:pPr>
+      <w:r>
+        <w:rPr>
+          <w:rFonts w:ascii="Calibri" w:cs="Calibri" w:eastAsia="Calibri" w:hAnsi="Calibri"/>
+          <w:sz w:val="22"/>
+          <w:szCs w:val="22"/>
+        </w:rPr>
+        <w:t xml:space="preserve">Given: s = (a, b, c), L = 3, N = 12, so M = N/L = 12/3 = 4. y = (a, b, c, 0, 0, 0, 0, 0, 0, 0, 0, 0)ᵀ (ᵀ = write as a column). Y = (Y₀, Y₁, …, Y₁₁)ᵀ is its length-12 DFT.</w:t>
+      </w:r>
+    </w:p>
+    <w:p>
+      <w:pPr>
+        <w:pStyle w:val="ListParagraph"/>
+        <w:numPr>
+          <w:ilvl w:val="0"/>
+          <w:numId w:val="2"/>
+        </w:numPr>
+        <w:spacing w:after="80"/>
+      </w:pPr>
+      <w:r>
+        <w:rPr>
+          <w:rFonts w:ascii="Calibri" w:cs="Calibri" w:eastAsia="Calibri" w:hAnsi="Calibri"/>
+          <w:sz w:val="22"/>
+          <w:szCs w:val="22"/>
+        </w:rPr>
+        <w:t xml:space="preserve">Step 1 — apply Y[kM] = S[k] with M = 4: k = 0, 1, 2 gives slots 4k = 0, 4, 8. So (a, b, c) ↔ (Y₀, Y₄, Y₈) means (S[0], S[1], S[2]) = (Y₀, Y₄, Y₈).</w:t>
+      </w:r>
+    </w:p>
+    <w:p>
+      <w:pPr>
+        <w:pStyle w:val="ListParagraph"/>
+        <w:numPr>
+          <w:ilvl w:val="0"/>
+          <w:numId w:val="2"/>
+        </w:numPr>
+        <w:spacing w:after="80"/>
+      </w:pPr>
+      <w:r>
+        <w:rPr>
+          <w:rFonts w:ascii="Calibri" w:cs="Calibri" w:eastAsia="Calibri" w:hAnsi="Calibri"/>
+          <w:sz w:val="22"/>
+          <w:szCs w:val="22"/>
+        </w:rPr>
+        <w:t xml:space="preserve">Step 2 — the same y is also (a, b, c, 0) padded to 12, i.e. a length-4 vector with a zero at the end. Now L = 4, M = 12/4 = 3, slots 3k = 0, 3, 6, 9: the length-4 DFT of (a, b, c, 0) equals (Y₀, Y₃, Y₆, Y₉).</w:t>
+      </w:r>
+    </w:p>
+    <w:p>
+      <w:pPr>
+        <w:pStyle w:val="ListParagraph"/>
+        <w:numPr>
+          <w:ilvl w:val="0"/>
+          <w:numId w:val="2"/>
+        </w:numPr>
+        <w:spacing w:after="80"/>
+      </w:pPr>
+      <w:r>
+        <w:rPr>
+          <w:rFonts w:ascii="Calibri" w:cs="Calibri" w:eastAsia="Calibri" w:hAnsi="Calibri"/>
+          <w:sz w:val="22"/>
+          <w:szCs w:val="22"/>
+        </w:rPr>
+        <w:t xml:space="preserve">Numeric check with a = 1, b = 2, c = −1. Needed values: e^{−j2π/3} = cos 120° − j sin 120° = −0.5 − 0.866j, and e^{−j4π/3} = cos 240° − j sin 240° = −0.5 + 0.866j.</w:t>
+      </w:r>
+    </w:p>
+    <w:p>
+      <w:pPr>
+        <w:pStyle w:val="ListParagraph"/>
+        <w:numPr>
+          <w:ilvl w:val="0"/>
+          <w:numId w:val="2"/>
+        </w:numPr>
+        <w:spacing w:after="80"/>
+      </w:pPr>
+      <w:r>
+        <w:rPr>
+          <w:rFonts w:ascii="Calibri" w:cs="Calibri" w:eastAsia="Calibri" w:hAnsi="Calibri"/>
+          <w:sz w:val="22"/>
+          <w:szCs w:val="22"/>
+        </w:rPr>
+        <w:t xml:space="preserve">Step 3 — S[1] = 1 + 2e^{−j2π/3} − e^{−j4π/3}. Expand: 1 + 2(−0.5 − 0.866j) − (−0.5 + 0.866j).</w:t>
+      </w:r>
+    </w:p>
+    <w:p>
+      <w:pPr>
+        <w:pStyle w:val="ListParagraph"/>
+        <w:numPr>
+          <w:ilvl w:val="0"/>
+          <w:numId w:val="2"/>
+        </w:numPr>
+        <w:spacing w:after="80"/>
+      </w:pPr>
+      <w:r>
+        <w:rPr>
+          <w:rFonts w:ascii="Calibri" w:cs="Calibri" w:eastAsia="Calibri" w:hAnsi="Calibri"/>
+          <w:sz w:val="22"/>
+          <w:szCs w:val="22"/>
+        </w:rPr>
+        <w:t xml:space="preserve">Step 4 — real parts: 1 − 1 + 0.5 = 0.5. Imaginary parts: −1.732 − 0.866 = −2.598. So S[1] = 0.5 − 2.598j = Y₄ ✓ (numpy: Y[4] = 0.5 − 2.5981j).</w:t>
+      </w:r>
+    </w:p>
+    <w:p>
+      <w:pPr>
+        <w:pStyle w:val="ListParagraph"/>
+        <w:numPr>
+          <w:ilvl w:val="0"/>
+          <w:numId w:val="2"/>
+        </w:numPr>
+        <w:spacing w:after="80"/>
+      </w:pPr>
+      <w:r>
+        <w:rPr>
+          <w:rFonts w:ascii="Calibri" w:cs="Calibri" w:eastAsia="Calibri" w:hAnsi="Calibri"/>
+          <w:sz w:val="22"/>
+          <w:szCs w:val="22"/>
+        </w:rPr>
+        <w:t xml:space="preserve">Step 5 — length-4 case, k = 1: e^{−j2π/4} = e^{−jπ/2} = −j and e^{−j2π·2/4} = e^{−jπ} = −1. Sum = 1 + 2(−j) − (−1) = 1 − 2j + 1 = 2 − 2j = Y₃ ✓ (numpy: Y[3] = 2 − 2j).</w:t>
+      </w:r>
+    </w:p>
+    <w:p>
+      <w:pPr>
+        <w:pStyle w:val="ListParagraph"/>
+        <w:numPr>
+          <w:ilvl w:val="0"/>
+          <w:numId w:val="2"/>
+        </w:numPr>
+        <w:spacing w:after="80"/>
+      </w:pPr>
+      <w:r>
+        <w:rPr>
+          <w:rFonts w:ascii="Calibri" w:cs="Calibri" w:eastAsia="Calibri" w:hAnsi="Calibri"/>
+          <w:sz w:val="22"/>
+          <w:szCs w:val="22"/>
+        </w:rPr>
+        <w:t xml:space="preserve">Point out: the same Y gives two different 'recoveries' depending on whether you regard the trailing zero as padding or as data.</w:t>
       </w:r>
     </w:p>
     <w:p>
@@ -353,7 +641,151 @@
           <w:sz w:val="22"/>
           <w:szCs w:val="22"/>
         </w:rPr>
-        <w:t xml:space="preserve">4 min. S[0] = 2; S[1] = 0.5 − 2.598j; S[2] = 0.5 + 2.598j. Then Y[0] = 2, Y[4] = S[1], Y[8] = S[2].</w:t>
+        <w:t xml:space="preserve">Timing ≈ 4 min.</w:t>
+      </w:r>
+    </w:p>
+    <w:p>
+      <w:pPr>
+        <w:pStyle w:val="ListParagraph"/>
+        <w:numPr>
+          <w:ilvl w:val="0"/>
+          <w:numId w:val="2"/>
+        </w:numPr>
+        <w:spacing w:after="80"/>
+      </w:pPr>
+      <w:r>
+        <w:rPr>
+          <w:rFonts w:ascii="Calibri" w:cs="Calibri" w:eastAsia="Calibri" w:hAnsi="Calibri"/>
+          <w:sz w:val="22"/>
+          <w:szCs w:val="22"/>
+        </w:rPr>
+        <w:t xml:space="preserve">Given: s = (1, 2, −1)ᵀ, L = 3. Pad to N = 12 = 4L, so M = 4. Goal: which entries of Y equal S[k], and all of Y.</w:t>
+      </w:r>
+    </w:p>
+    <w:p>
+      <w:pPr>
+        <w:pStyle w:val="ListParagraph"/>
+        <w:numPr>
+          <w:ilvl w:val="0"/>
+          <w:numId w:val="2"/>
+        </w:numPr>
+        <w:spacing w:after="80"/>
+      </w:pPr>
+      <w:r>
+        <w:rPr>
+          <w:rFonts w:ascii="Calibri" w:cs="Calibri" w:eastAsia="Calibri" w:hAnsi="Calibri"/>
+          <w:sz w:val="22"/>
+          <w:szCs w:val="22"/>
+        </w:rPr>
+        <w:t xml:space="preserve">Step 1 — twiddle values for length 3: e^{−j2π/3} = −0.5 − 0.866j (−120°), e^{−j4π/3} = −0.5 + 0.866j (−240°), e^{−j8π/3}: since 8π/3 = 2π + 2π/3 and e^{−j2π} = 1, e^{−j8π/3} = e^{−j2π/3} = −0.5 − 0.866j.</w:t>
+      </w:r>
+    </w:p>
+    <w:p>
+      <w:pPr>
+        <w:pStyle w:val="ListParagraph"/>
+        <w:numPr>
+          <w:ilvl w:val="0"/>
+          <w:numId w:val="2"/>
+        </w:numPr>
+        <w:spacing w:after="80"/>
+      </w:pPr>
+      <w:r>
+        <w:rPr>
+          <w:rFonts w:ascii="Calibri" w:cs="Calibri" w:eastAsia="Calibri" w:hAnsi="Calibri"/>
+          <w:sz w:val="22"/>
+          <w:szCs w:val="22"/>
+        </w:rPr>
+        <w:t xml:space="preserve">Step 2 — S[k] = 1 + 2e^{−j2πk/3} − e^{−j4πk/3}. k = 0: 1 + 2 − 1 = 2.</w:t>
+      </w:r>
+    </w:p>
+    <w:p>
+      <w:pPr>
+        <w:pStyle w:val="ListParagraph"/>
+        <w:numPr>
+          <w:ilvl w:val="0"/>
+          <w:numId w:val="2"/>
+        </w:numPr>
+        <w:spacing w:after="80"/>
+      </w:pPr>
+      <w:r>
+        <w:rPr>
+          <w:rFonts w:ascii="Calibri" w:cs="Calibri" w:eastAsia="Calibri" w:hAnsi="Calibri"/>
+          <w:sz w:val="22"/>
+          <w:szCs w:val="22"/>
+        </w:rPr>
+        <w:t xml:space="preserve">Step 3 — k = 1: 1 + 2(−0.5 − 0.866j) − (−0.5 + 0.866j). Real: 1 − 1 + 0.5 = 0.5. Imag: −1.732 − 0.866 = −2.598. S[1] = 0.5 − 2.598j (exact: ½ − j3√3/2).</w:t>
+      </w:r>
+    </w:p>
+    <w:p>
+      <w:pPr>
+        <w:pStyle w:val="ListParagraph"/>
+        <w:numPr>
+          <w:ilvl w:val="0"/>
+          <w:numId w:val="2"/>
+        </w:numPr>
+        <w:spacing w:after="80"/>
+      </w:pPr>
+      <w:r>
+        <w:rPr>
+          <w:rFonts w:ascii="Calibri" w:cs="Calibri" w:eastAsia="Calibri" w:hAnsi="Calibri"/>
+          <w:sz w:val="22"/>
+          <w:szCs w:val="22"/>
+        </w:rPr>
+        <w:t xml:space="preserve">Step 4 — k = 2: the exponent e^{−j2π·2/3} = e^{−j4π/3} = −0.5 + 0.866j, and e^{−j4π·2/3} = e^{−j8π/3} = −0.5 − 0.866j. S[2] = 1 + 2(−0.5 + 0.866j) − (−0.5 − 0.866j). Real: 1 − 1 + 0.5 = 0.5. Imag: 1.732 + 0.866 = 2.598. S[2] = 0.5 + 2.598j.</w:t>
+      </w:r>
+    </w:p>
+    <w:p>
+      <w:pPr>
+        <w:pStyle w:val="ListParagraph"/>
+        <w:numPr>
+          <w:ilvl w:val="0"/>
+          <w:numId w:val="2"/>
+        </w:numPr>
+        <w:spacing w:after="80"/>
+      </w:pPr>
+      <w:r>
+        <w:rPr>
+          <w:rFonts w:ascii="Calibri" w:cs="Calibri" w:eastAsia="Calibri" w:hAnsi="Calibri"/>
+          <w:sz w:val="22"/>
+          <w:szCs w:val="22"/>
+        </w:rPr>
+        <w:t xml:space="preserve">Check: s is real, so S[2] = conj(S[1]) ✓. Magnitudes: |S[0]| = 2, |S[1]| = |S[2]| = √(0.25 + 6.75) = √7 = 2.646.</w:t>
+      </w:r>
+    </w:p>
+    <w:p>
+      <w:pPr>
+        <w:pStyle w:val="ListParagraph"/>
+        <w:numPr>
+          <w:ilvl w:val="0"/>
+          <w:numId w:val="2"/>
+        </w:numPr>
+        <w:spacing w:after="80"/>
+      </w:pPr>
+      <w:r>
+        <w:rPr>
+          <w:rFonts w:ascii="Calibri" w:cs="Calibri" w:eastAsia="Calibri" w:hAnsi="Calibri"/>
+          <w:sz w:val="22"/>
+          <w:szCs w:val="22"/>
+        </w:rPr>
+        <w:t xml:space="preserve">Step 5 — place in Y: M = 4, so Y[0] = S[0] = 2, Y[4] = S[1] = 0.5 − 2.598j, Y[8] = S[2] = 0.5 + 2.598j.</w:t>
+      </w:r>
+    </w:p>
+    <w:p>
+      <w:pPr>
+        <w:pStyle w:val="ListParagraph"/>
+        <w:numPr>
+          <w:ilvl w:val="0"/>
+          <w:numId w:val="2"/>
+        </w:numPr>
+        <w:spacing w:after="80"/>
+      </w:pPr>
+      <w:r>
+        <w:rPr>
+          <w:rFonts w:ascii="Calibri" w:cs="Calibri" w:eastAsia="Calibri" w:hAnsi="Calibri"/>
+          <w:sz w:val="22"/>
+          <w:szCs w:val="22"/>
+        </w:rPr>
+        <w:t xml:space="preserve">Key point: the other nine entries are new samples between these; no new information (next slide computes them).</w:t>
       </w:r>
     </w:p>
     <w:p>
@@ -401,7 +833,205 @@
           <w:sz w:val="22"/>
           <w:szCs w:val="22"/>
         </w:rPr>
-        <w:t xml:space="preserve">4 min. Y[m] = 1 + 2e^{−jπm/6} − e^{−jπm/3}. Y[1] = 2.232 − 0.134j; Y[2] = 2.5 − 0.866j; Y[3] = 2 − 2j; Y[5] = −1.232 − 1.866j; Y[6] = −2. Conjugate symmetry fills the rest.</w:t>
+        <w:t xml:space="preserve">Timing ≈ 4 min.</w:t>
+      </w:r>
+    </w:p>
+    <w:p>
+      <w:pPr>
+        <w:pStyle w:val="ListParagraph"/>
+        <w:numPr>
+          <w:ilvl w:val="0"/>
+          <w:numId w:val="2"/>
+        </w:numPr>
+        <w:spacing w:after="80"/>
+      </w:pPr>
+      <w:r>
+        <w:rPr>
+          <w:rFonts w:ascii="Calibri" w:cs="Calibri" w:eastAsia="Calibri" w:hAnsi="Calibri"/>
+          <w:sz w:val="22"/>
+          <w:szCs w:val="22"/>
+        </w:rPr>
+        <w:t xml:space="preserve">Goal: fill in the nine remaining entries of Y by the DFT definition, length 12.</w:t>
+      </w:r>
+    </w:p>
+    <w:p>
+      <w:pPr>
+        <w:pStyle w:val="ListParagraph"/>
+        <w:numPr>
+          <w:ilvl w:val="0"/>
+          <w:numId w:val="2"/>
+        </w:numPr>
+        <w:spacing w:after="80"/>
+      </w:pPr>
+      <w:r>
+        <w:rPr>
+          <w:rFonts w:ascii="Calibri" w:cs="Calibri" w:eastAsia="Calibri" w:hAnsi="Calibri"/>
+          <w:sz w:val="22"/>
+          <w:szCs w:val="22"/>
+        </w:rPr>
+        <w:t xml:space="preserve">Step 1 — Y[m] = Σ_{n=0}^{2} y[n] e^{−j2πmn/12} = 1 + 2e^{−j2πm/12} − e^{−j4πm/12} = 1 + 2e^{−jπm/6} − e^{−jπm/3}. Only three terms because y has three nonzero entries.</w:t>
+      </w:r>
+    </w:p>
+    <w:p>
+      <w:pPr>
+        <w:pStyle w:val="ListParagraph"/>
+        <w:numPr>
+          <w:ilvl w:val="0"/>
+          <w:numId w:val="2"/>
+        </w:numPr>
+        <w:spacing w:after="80"/>
+      </w:pPr>
+      <w:r>
+        <w:rPr>
+          <w:rFonts w:ascii="Calibri" w:cs="Calibri" w:eastAsia="Calibri" w:hAnsi="Calibri"/>
+          <w:sz w:val="22"/>
+          <w:szCs w:val="22"/>
+        </w:rPr>
+        <w:t xml:space="preserve">Step 2 — m = 1: e^{−jπ/6} = cos 30° − j sin 30° = 0.866 − 0.5j; e^{−jπ/3} = cos 60° − j sin 60° = 0.5 − 0.866j.</w:t>
+      </w:r>
+    </w:p>
+    <w:p>
+      <w:pPr>
+        <w:pStyle w:val="ListParagraph"/>
+        <w:numPr>
+          <w:ilvl w:val="0"/>
+          <w:numId w:val="2"/>
+        </w:numPr>
+        <w:spacing w:after="80"/>
+      </w:pPr>
+      <w:r>
+        <w:rPr>
+          <w:rFonts w:ascii="Calibri" w:cs="Calibri" w:eastAsia="Calibri" w:hAnsi="Calibri"/>
+          <w:sz w:val="22"/>
+          <w:szCs w:val="22"/>
+        </w:rPr>
+        <w:t xml:space="preserve">Step 3 — Y[1] = 1 + 2(0.866 − 0.5j) − (0.5 − 0.866j) = 1 + 1.732 − 1j − 0.5 + 0.866j. Real: 1 + 1.732 − 0.5 = 2.232. Imag: −1 + 0.866 = −0.134. Y[1] = 2.232 − 0.134j.</w:t>
+      </w:r>
+    </w:p>
+    <w:p>
+      <w:pPr>
+        <w:pStyle w:val="ListParagraph"/>
+        <w:numPr>
+          <w:ilvl w:val="0"/>
+          <w:numId w:val="2"/>
+        </w:numPr>
+        <w:spacing w:after="80"/>
+      </w:pPr>
+      <w:r>
+        <w:rPr>
+          <w:rFonts w:ascii="Calibri" w:cs="Calibri" w:eastAsia="Calibri" w:hAnsi="Calibri"/>
+          <w:sz w:val="22"/>
+          <w:szCs w:val="22"/>
+        </w:rPr>
+        <w:t xml:space="preserve">Step 4 — m = 2: e^{−jπ/3} = 0.5 − 0.866j, e^{−j2π/3} = −0.5 − 0.866j. Y[2] = 1 + 2(0.5 − 0.866j) − (−0.5 − 0.866j) = (1 + 1 + 0.5) + (−1.732 + 0.866)j = 2.5 − 0.866j.</w:t>
+      </w:r>
+    </w:p>
+    <w:p>
+      <w:pPr>
+        <w:pStyle w:val="ListParagraph"/>
+        <w:numPr>
+          <w:ilvl w:val="0"/>
+          <w:numId w:val="2"/>
+        </w:numPr>
+        <w:spacing w:after="80"/>
+      </w:pPr>
+      <w:r>
+        <w:rPr>
+          <w:rFonts w:ascii="Calibri" w:cs="Calibri" w:eastAsia="Calibri" w:hAnsi="Calibri"/>
+          <w:sz w:val="22"/>
+          <w:szCs w:val="22"/>
+        </w:rPr>
+        <w:t xml:space="preserve">Step 5 — m = 3: e^{−jπ/2} = −j, e^{−jπ} = −1. Y[3] = 1 + 2(−j) − (−1) = 2 − 2j.</w:t>
+      </w:r>
+    </w:p>
+    <w:p>
+      <w:pPr>
+        <w:pStyle w:val="ListParagraph"/>
+        <w:numPr>
+          <w:ilvl w:val="0"/>
+          <w:numId w:val="2"/>
+        </w:numPr>
+        <w:spacing w:after="80"/>
+      </w:pPr>
+      <w:r>
+        <w:rPr>
+          <w:rFonts w:ascii="Calibri" w:cs="Calibri" w:eastAsia="Calibri" w:hAnsi="Calibri"/>
+          <w:sz w:val="22"/>
+          <w:szCs w:val="22"/>
+        </w:rPr>
+        <w:t xml:space="preserve">Step 6 — m = 5: e^{−j5π/6} = −0.866 − 0.5j, e^{−j5π/3} = 0.5 + 0.866j. Y[5] = 1 + 2(−0.866 − 0.5j) − (0.5 + 0.866j) = (1 − 1.732 − 0.5) + (−1 − 0.866)j = −1.232 − 1.866j.</w:t>
+      </w:r>
+    </w:p>
+    <w:p>
+      <w:pPr>
+        <w:pStyle w:val="ListParagraph"/>
+        <w:numPr>
+          <w:ilvl w:val="0"/>
+          <w:numId w:val="2"/>
+        </w:numPr>
+        <w:spacing w:after="80"/>
+      </w:pPr>
+      <w:r>
+        <w:rPr>
+          <w:rFonts w:ascii="Calibri" w:cs="Calibri" w:eastAsia="Calibri" w:hAnsi="Calibri"/>
+          <w:sz w:val="22"/>
+          <w:szCs w:val="22"/>
+        </w:rPr>
+        <w:t xml:space="preserve">Step 7 — m = 6: e^{−jπ} = −1, e^{−j2π} = 1. Y[6] = 1 + 2(−1) − 1 = −2.</w:t>
+      </w:r>
+    </w:p>
+    <w:p>
+      <w:pPr>
+        <w:pStyle w:val="ListParagraph"/>
+        <w:numPr>
+          <w:ilvl w:val="0"/>
+          <w:numId w:val="2"/>
+        </w:numPr>
+        <w:spacing w:after="80"/>
+      </w:pPr>
+      <w:r>
+        <w:rPr>
+          <w:rFonts w:ascii="Calibri" w:cs="Calibri" w:eastAsia="Calibri" w:hAnsi="Calibri"/>
+          <w:sz w:val="22"/>
+          <w:szCs w:val="22"/>
+        </w:rPr>
+        <w:t xml:space="preserve">Step 8 — conjugate symmetry (s real): Y[12 − m] = conj(Y[m]). So Y[11] = 2.232 + 0.134j, Y[10] = 2.5 + 0.866j, Y[9] = 2 + 2j, Y[7] = −1.232 + 1.866j.</w:t>
+      </w:r>
+    </w:p>
+    <w:p>
+      <w:pPr>
+        <w:pStyle w:val="ListParagraph"/>
+        <w:numPr>
+          <w:ilvl w:val="0"/>
+          <w:numId w:val="2"/>
+        </w:numPr>
+        <w:spacing w:after="80"/>
+      </w:pPr>
+      <w:r>
+        <w:rPr>
+          <w:rFonts w:ascii="Calibri" w:cs="Calibri" w:eastAsia="Calibri" w:hAnsi="Calibri"/>
+          <w:sz w:val="22"/>
+          <w:szCs w:val="22"/>
+        </w:rPr>
+        <w:t xml:space="preserve">Final list: Y[0..3] = 2, 2.23−0.13j, 2.5−0.87j, 2−2j. Y[4..7] = 0.5−2.60j, −1.23−1.87j, −2, −1.23+1.87j. Y[8..11] = 0.5+2.60j, 2+2j, 2.5+0.87j, 2.23+0.13j.</w:t>
+      </w:r>
+    </w:p>
+    <w:p>
+      <w:pPr>
+        <w:pStyle w:val="ListParagraph"/>
+        <w:numPr>
+          <w:ilvl w:val="0"/>
+          <w:numId w:val="2"/>
+        </w:numPr>
+        <w:spacing w:after="80"/>
+      </w:pPr>
+      <w:r>
+        <w:rPr>
+          <w:rFonts w:ascii="Calibri" w:cs="Calibri" w:eastAsia="Calibri" w:hAnsi="Calibri"/>
+          <w:sz w:val="22"/>
+          <w:szCs w:val="22"/>
+        </w:rPr>
+        <w:t xml:space="preserve">Check: numpy fft of (1, 2, −1) padded to 12 gives the same twelve numbers; Y[0], Y[4], Y[8] are the old S.</w:t>
       </w:r>
     </w:p>
     <w:p>
@@ -449,7 +1079,97 @@
           <w:sz w:val="22"/>
           <w:szCs w:val="22"/>
         </w:rPr>
-        <w:t xml:space="preserve">2 min. Same grey curve in all panels; N = 3, 12, 48. Red circles are always |S[k]| = 2, 2.65, 2.65 at bins kM. More padding = more samples of the same curve.</w:t>
+        <w:t xml:space="preserve">Timing ≈ 2 min.</w:t>
+      </w:r>
+    </w:p>
+    <w:p>
+      <w:pPr>
+        <w:pStyle w:val="ListParagraph"/>
+        <w:numPr>
+          <w:ilvl w:val="0"/>
+          <w:numId w:val="2"/>
+        </w:numPr>
+        <w:spacing w:after="80"/>
+      </w:pPr>
+      <w:r>
+        <w:rPr>
+          <w:rFonts w:ascii="Calibri" w:cs="Calibri" w:eastAsia="Calibri" w:hAnsi="Calibri"/>
+          <w:sz w:val="22"/>
+          <w:szCs w:val="22"/>
+        </w:rPr>
+        <w:t xml:space="preserve">Data behind the plot: s = (1, 2, −1). |S| = (2, 2.646, 2.646). With N = 12, |Y| = (2, 2.236, 2.646, 2.828, 2.646, 2.236, 2, 2.236, 2.646, 2.828, 2.646, 2.236).</w:t>
+      </w:r>
+    </w:p>
+    <w:p>
+      <w:pPr>
+        <w:pStyle w:val="ListParagraph"/>
+        <w:numPr>
+          <w:ilvl w:val="0"/>
+          <w:numId w:val="2"/>
+        </w:numPr>
+        <w:spacing w:after="80"/>
+      </w:pPr>
+      <w:r>
+        <w:rPr>
+          <w:rFonts w:ascii="Calibri" w:cs="Calibri" w:eastAsia="Calibri" w:hAnsi="Calibri"/>
+          <w:sz w:val="22"/>
+          <w:szCs w:val="22"/>
+        </w:rPr>
+        <w:t xml:space="preserve">Hand value: |Y[1]| = √(2.232² + 0.134²) = √(4.982 + 0.018) = √5.000 = 2.236. And |Y[3]| = |2 − 2j| = √8 = 2.828 (the highest stem).</w:t>
+      </w:r>
+    </w:p>
+    <w:p>
+      <w:pPr>
+        <w:pStyle w:val="ListParagraph"/>
+        <w:numPr>
+          <w:ilvl w:val="0"/>
+          <w:numId w:val="2"/>
+        </w:numPr>
+        <w:spacing w:after="80"/>
+      </w:pPr>
+      <w:r>
+        <w:rPr>
+          <w:rFonts w:ascii="Calibri" w:cs="Calibri" w:eastAsia="Calibri" w:hAnsi="Calibri"/>
+          <w:sz w:val="22"/>
+          <w:szCs w:val="22"/>
+        </w:rPr>
+        <w:t xml:space="preserve">Point at the red circles at bins 0, M, 2M = 0, 4, 8: heights 2, 2.65, 2.65 = |S[0]|, |S[1]|, |S[2]|, in every panel.</w:t>
+      </w:r>
+    </w:p>
+    <w:p>
+      <w:pPr>
+        <w:pStyle w:val="ListParagraph"/>
+        <w:numPr>
+          <w:ilvl w:val="0"/>
+          <w:numId w:val="2"/>
+        </w:numPr>
+        <w:spacing w:after="80"/>
+      </w:pPr>
+      <w:r>
+        <w:rPr>
+          <w:rFonts w:ascii="Calibri" w:cs="Calibri" w:eastAsia="Calibri" w:hAnsi="Calibri"/>
+          <w:sz w:val="22"/>
+          <w:szCs w:val="22"/>
+        </w:rPr>
+        <w:t xml:space="preserve">Point at the grey curve: it is identical in all three panels (N = 3, 12, 48). Grid spacing 2π/N: 2.094, 0.524, 0.131 rad.</w:t>
+      </w:r>
+    </w:p>
+    <w:p>
+      <w:pPr>
+        <w:pStyle w:val="ListParagraph"/>
+        <w:numPr>
+          <w:ilvl w:val="0"/>
+          <w:numId w:val="2"/>
+        </w:numPr>
+        <w:spacing w:after="80"/>
+      </w:pPr>
+      <w:r>
+        <w:rPr>
+          <w:rFonts w:ascii="Calibri" w:cs="Calibri" w:eastAsia="Calibri" w:hAnsi="Calibri"/>
+          <w:sz w:val="22"/>
+          <w:szCs w:val="22"/>
+        </w:rPr>
+        <w:t xml:space="preserve">Message: the blue stems are samples of one and the same curve; more padding only reads it at more places.</w:t>
       </w:r>
     </w:p>
     <w:p>
@@ -497,7 +1217,79 @@
           <w:sz w:val="22"/>
           <w:szCs w:val="22"/>
         </w:rPr>
-        <w:t xml:space="preserve">2 min. Ω_k = 2πk/N. No new information; use padding to look at the spectrum, not to gain resolution.</w:t>
+        <w:t xml:space="preserve">Timing ≈ 2 min.</w:t>
+      </w:r>
+    </w:p>
+    <w:p>
+      <w:pPr>
+        <w:pStyle w:val="ListParagraph"/>
+        <w:numPr>
+          <w:ilvl w:val="0"/>
+          <w:numId w:val="2"/>
+        </w:numPr>
+        <w:spacing w:after="80"/>
+      </w:pPr>
+      <w:r>
+        <w:rPr>
+          <w:rFonts w:ascii="Calibri" w:cs="Calibri" w:eastAsia="Calibri" w:hAnsi="Calibri"/>
+          <w:sz w:val="22"/>
+          <w:szCs w:val="22"/>
+        </w:rPr>
+        <w:t xml:space="preserve">Formula: the frequency of bin k is Ω_k = 2πk/N rad/sample. Normalized frequency Ω/2π = k/N cycles/sample. Spacing between neighbouring bins = 2π/N.</w:t>
+      </w:r>
+    </w:p>
+    <w:p>
+      <w:pPr>
+        <w:pStyle w:val="ListParagraph"/>
+        <w:numPr>
+          <w:ilvl w:val="0"/>
+          <w:numId w:val="2"/>
+        </w:numPr>
+        <w:spacing w:after="80"/>
+      </w:pPr>
+      <w:r>
+        <w:rPr>
+          <w:rFonts w:ascii="Calibri" w:cs="Calibri" w:eastAsia="Calibri" w:hAnsi="Calibri"/>
+          <w:sz w:val="22"/>
+          <w:szCs w:val="22"/>
+        </w:rPr>
+        <w:t xml:space="preserve">Numbers for the example (L = 3 data): N = 3: spacing 2π/3 = 2.094 rad (120°). N = 12: 2π/12 = 0.524 rad (30°). N = 48: 2π/48 = 0.131 rad (7.5°).</w:t>
+      </w:r>
+    </w:p>
+    <w:p>
+      <w:pPr>
+        <w:pStyle w:val="ListParagraph"/>
+        <w:numPr>
+          <w:ilvl w:val="0"/>
+          <w:numId w:val="2"/>
+        </w:numPr>
+        <w:spacing w:after="80"/>
+      </w:pPr>
+      <w:r>
+        <w:rPr>
+          <w:rFonts w:ascii="Calibri" w:cs="Calibri" w:eastAsia="Calibri" w:hAnsi="Calibri"/>
+          <w:sz w:val="22"/>
+          <w:szCs w:val="22"/>
+        </w:rPr>
+        <w:t xml:space="preserve">Why no new information: Y is computed from the same L = 3 numbers; the extra 9 (or 45) entries are fixed by them.</w:t>
+      </w:r>
+    </w:p>
+    <w:p>
+      <w:pPr>
+        <w:pStyle w:val="ListParagraph"/>
+        <w:numPr>
+          <w:ilvl w:val="0"/>
+          <w:numId w:val="2"/>
+        </w:numPr>
+        <w:spacing w:after="80"/>
+      </w:pPr>
+      <w:r>
+        <w:rPr>
+          <w:rFonts w:ascii="Calibri" w:cs="Calibri" w:eastAsia="Calibri" w:hAnsi="Calibri"/>
+          <w:sz w:val="22"/>
+          <w:szCs w:val="22"/>
+        </w:rPr>
+        <w:t xml:space="preserve">Use: look at the spectrum on a fine grid and find the peak. Do not claim better resolution (next slides).</w:t>
       </w:r>
     </w:p>
     <w:p>
@@ -545,7 +1337,169 @@
           <w:sz w:val="22"/>
           <w:szCs w:val="22"/>
         </w:rPr>
-        <w:t xml:space="preserve">3 min. s[n] = A cos(Ω0 n + φ) + ε[n], Ω0 = k0 2π/L. Euler gives S[k0] = LA/2 e^{jφ}, S[L−k0] = LA/2 e^{−jφ}. So Ω0 = 2πk0/L, A = 2|S[k0]|/L, φ = ∠S[k0]. Noise gives a floor; need a decent signal-to-noise ratio.</w:t>
+        <w:t xml:space="preserve">Timing ≈ 3 min.</w:t>
+      </w:r>
+    </w:p>
+    <w:p>
+      <w:pPr>
+        <w:pStyle w:val="ListParagraph"/>
+        <w:numPr>
+          <w:ilvl w:val="0"/>
+          <w:numId w:val="2"/>
+        </w:numPr>
+        <w:spacing w:after="80"/>
+      </w:pPr>
+      <w:r>
+        <w:rPr>
+          <w:rFonts w:ascii="Calibri" w:cs="Calibri" w:eastAsia="Calibri" w:hAnsi="Calibri"/>
+          <w:sz w:val="22"/>
+          <w:szCs w:val="22"/>
+        </w:rPr>
+        <w:t xml:space="preserve">Goal: show that a peak in |S| gives amplitude, frequency and phase of a sinusoid.</w:t>
+      </w:r>
+    </w:p>
+    <w:p>
+      <w:pPr>
+        <w:pStyle w:val="ListParagraph"/>
+        <w:numPr>
+          <w:ilvl w:val="0"/>
+          <w:numId w:val="2"/>
+        </w:numPr>
+        <w:spacing w:after="80"/>
+      </w:pPr>
+      <w:r>
+        <w:rPr>
+          <w:rFonts w:ascii="Calibri" w:cs="Calibri" w:eastAsia="Calibri" w:hAnsi="Calibri"/>
+          <w:sz w:val="22"/>
+          <w:szCs w:val="22"/>
+        </w:rPr>
+        <w:t xml:space="preserve">Given: s[n] = A cos(Ω₀n + φ) + ε[n], n = 0…L−1. ε is noise (a random error added to each sample). ∠S means the phase of S. Assume Ω₀ = k₀·2π/L, a Fourier frequency, with 0 ≤ Ω₀ ≤ π.</w:t>
+      </w:r>
+    </w:p>
+    <w:p>
+      <w:pPr>
+        <w:pStyle w:val="ListParagraph"/>
+        <w:numPr>
+          <w:ilvl w:val="0"/>
+          <w:numId w:val="2"/>
+        </w:numPr>
+        <w:spacing w:after="80"/>
+      </w:pPr>
+      <w:r>
+        <w:rPr>
+          <w:rFonts w:ascii="Calibri" w:cs="Calibri" w:eastAsia="Calibri" w:hAnsi="Calibri"/>
+          <w:sz w:val="22"/>
+          <w:szCs w:val="22"/>
+        </w:rPr>
+        <w:t xml:space="preserve">Step 1 — Euler: cos x = ½(e^{jx} + e^{−jx}). With x = Ω₀n + φ: A cos(Ω₀n + φ) = (A/2)e^{jφ}e^{jΩ₀n} + (A/2)e^{−jφ}e^{−jΩ₀n}.</w:t>
+      </w:r>
+    </w:p>
+    <w:p>
+      <w:pPr>
+        <w:pStyle w:val="ListParagraph"/>
+        <w:numPr>
+          <w:ilvl w:val="0"/>
+          <w:numId w:val="2"/>
+        </w:numPr>
+        <w:spacing w:after="80"/>
+      </w:pPr>
+      <w:r>
+        <w:rPr>
+          <w:rFonts w:ascii="Calibri" w:cs="Calibri" w:eastAsia="Calibri" w:hAnsi="Calibri"/>
+          <w:sz w:val="22"/>
+          <w:szCs w:val="22"/>
+        </w:rPr>
+        <w:t xml:space="preserve">Step 2 — identify the first exponential: e^{jΩ₀n} = e^{j2πk₀n/L} = v^{(k₀)}[n], the k₀-th Fourier sinusoid. Its DFT is L at bin k₀ and 0 elsewhere.</w:t>
+      </w:r>
+    </w:p>
+    <w:p>
+      <w:pPr>
+        <w:pStyle w:val="ListParagraph"/>
+        <w:numPr>
+          <w:ilvl w:val="0"/>
+          <w:numId w:val="2"/>
+        </w:numPr>
+        <w:spacing w:after="80"/>
+      </w:pPr>
+      <w:r>
+        <w:rPr>
+          <w:rFonts w:ascii="Calibri" w:cs="Calibri" w:eastAsia="Calibri" w:hAnsi="Calibri"/>
+          <w:sz w:val="22"/>
+          <w:szCs w:val="22"/>
+        </w:rPr>
+        <w:t xml:space="preserve">Step 3 — the second: e^{−jΩ₀n} = e^{−j2πk₀n/L} = e^{j2π(L−k₀)n/L}·e^{−j2πn}, and e^{−j2πn} = 1 for whole n. So it is the (L−k₀)-th Fourier sinusoid.</w:t>
+      </w:r>
+    </w:p>
+    <w:p>
+      <w:pPr>
+        <w:pStyle w:val="ListParagraph"/>
+        <w:numPr>
+          <w:ilvl w:val="0"/>
+          <w:numId w:val="2"/>
+        </w:numPr>
+        <w:spacing w:after="80"/>
+      </w:pPr>
+      <w:r>
+        <w:rPr>
+          <w:rFonts w:ascii="Calibri" w:cs="Calibri" w:eastAsia="Calibri" w:hAnsi="Calibri"/>
+          <w:sz w:val="22"/>
+          <w:szCs w:val="22"/>
+        </w:rPr>
+        <w:t xml:space="preserve">Step 4 — read off: S[k₀] = (A/2)e^{jφ}·L = (LA/2)e^{jφ}, and S[L−k₀] = (LA/2)e^{−jφ} (the conjugate).</w:t>
+      </w:r>
+    </w:p>
+    <w:p>
+      <w:pPr>
+        <w:pStyle w:val="ListParagraph"/>
+        <w:numPr>
+          <w:ilvl w:val="0"/>
+          <w:numId w:val="2"/>
+        </w:numPr>
+        <w:spacing w:after="80"/>
+      </w:pPr>
+      <w:r>
+        <w:rPr>
+          <w:rFonts w:ascii="Calibri" w:cs="Calibri" w:eastAsia="Calibri" w:hAnsi="Calibri"/>
+          <w:sz w:val="22"/>
+          <w:szCs w:val="22"/>
+        </w:rPr>
+        <w:t xml:space="preserve">Step 5 — solve: |S[k₀]| = LA/2, so A = 2|S[k₀]|/L. φ = ∠S[k₀]. Ω₀ = 2πk₀/L.</w:t>
+      </w:r>
+    </w:p>
+    <w:p>
+      <w:pPr>
+        <w:pStyle w:val="ListParagraph"/>
+        <w:numPr>
+          <w:ilvl w:val="0"/>
+          <w:numId w:val="2"/>
+        </w:numPr>
+        <w:spacing w:after="80"/>
+      </w:pPr>
+      <w:r>
+        <w:rPr>
+          <w:rFonts w:ascii="Calibri" w:cs="Calibri" w:eastAsia="Calibri" w:hAnsi="Calibri"/>
+          <w:sz w:val="22"/>
+          <w:szCs w:val="22"/>
+        </w:rPr>
+        <w:t xml:space="preserve">Check with numbers (next slide): L = 16, A = 3, φ = π/4, k₀ = 3 gives S[3] = 16·3/2·e^{jπ/4} = 24(0.7071 + 0.7071j) = 16.97 + 16.97j (numpy agrees).</w:t>
+      </w:r>
+    </w:p>
+    <w:p>
+      <w:pPr>
+        <w:pStyle w:val="ListParagraph"/>
+        <w:numPr>
+          <w:ilvl w:val="0"/>
+          <w:numId w:val="2"/>
+        </w:numPr>
+        <w:spacing w:after="80"/>
+      </w:pPr>
+      <w:r>
+        <w:rPr>
+          <w:rFonts w:ascii="Calibri" w:cs="Calibri" w:eastAsia="Calibri" w:hAnsi="Calibri"/>
+          <w:sz w:val="22"/>
+          <w:szCs w:val="22"/>
+        </w:rPr>
+        <w:t xml:space="preserve">Noise adds a roughly flat floor to |S|; the peaks stand out when signal power is well above noise power (signal-to-noise ratio).</w:t>
       </w:r>
     </w:p>
     <w:p>
@@ -593,7 +1547,61 @@
           <w:sz w:val="22"/>
           <w:szCs w:val="22"/>
         </w:rPr>
-        <w:t xml:space="preserve">5 min. L = 16, S[3] = 16.97 + 16.97j for a real sinusoid. Find |S[3]|, ∠S[3], A, φ, Ω0, the mirror bin, and check LA/2.</w:t>
+        <w:t xml:space="preserve">Timing ≈ 5 min.</w:t>
+      </w:r>
+    </w:p>
+    <w:p>
+      <w:pPr>
+        <w:pStyle w:val="ListParagraph"/>
+        <w:numPr>
+          <w:ilvl w:val="0"/>
+          <w:numId w:val="2"/>
+        </w:numPr>
+        <w:spacing w:after="80"/>
+      </w:pPr>
+      <w:r>
+        <w:rPr>
+          <w:rFonts w:ascii="Calibri" w:cs="Calibri" w:eastAsia="Calibri" w:hAnsi="Calibri"/>
+          <w:sz w:val="22"/>
+          <w:szCs w:val="22"/>
+        </w:rPr>
+        <w:t xml:space="preserve">Read the task aloud. Notation (now on the slide): ∠z is the angle of z = a + jb from the positive real axis; |z| = √(a² + b²). Example ∠(1 + j) = arctan(1/1) = π/4.</w:t>
+      </w:r>
+    </w:p>
+    <w:p>
+      <w:pPr>
+        <w:pStyle w:val="ListParagraph"/>
+        <w:numPr>
+          <w:ilvl w:val="0"/>
+          <w:numId w:val="2"/>
+        </w:numPr>
+        <w:spacing w:after="80"/>
+      </w:pPr>
+      <w:r>
+        <w:rPr>
+          <w:rFonts w:ascii="Calibri" w:cs="Calibri" w:eastAsia="Calibri" w:hAnsi="Calibri"/>
+          <w:sz w:val="22"/>
+          <w:szCs w:val="22"/>
+        </w:rPr>
+        <w:t xml:space="preserve">Given: L = 16, k₀ = 3, S[3] = 16.97 + 16.97j. Give students 4 minutes: they need |S[3]|, ∠S[3] in rad and degrees, A, φ, Ω₀, the mirror bin and LA/2.</w:t>
+      </w:r>
+    </w:p>
+    <w:p>
+      <w:pPr>
+        <w:pStyle w:val="ListParagraph"/>
+        <w:numPr>
+          <w:ilvl w:val="0"/>
+          <w:numId w:val="2"/>
+        </w:numPr>
+        <w:spacing w:after="80"/>
+      </w:pPr>
+      <w:r>
+        <w:rPr>
+          <w:rFonts w:ascii="Calibri" w:cs="Calibri" w:eastAsia="Calibri" w:hAnsi="Calibri"/>
+          <w:sz w:val="22"/>
+          <w:szCs w:val="22"/>
+        </w:rPr>
+        <w:t xml:space="preserve">Hint to hold back for later: which formula links |S[k₀]| and A? (A = 2|S|/L.)</w:t>
       </w:r>
     </w:p>
     <w:p>
@@ -641,7 +1649,133 @@
           <w:sz w:val="22"/>
           <w:szCs w:val="22"/>
         </w:rPr>
-        <w:t xml:space="preserve">4 min. |S[3]| = √(287.98·2) = √575.96 = 24.0. ∠S[3] = arctan 1 = π/4 = 0.785 rad = 45° (first quadrant). A = 2·24/16 = 3. φ = π/4. Ω0 = 3·2π/16 = 3π/8 = 1.178 rad/sample. Mirror bin 16 − 3 = 13, S[13] = 16.97 − 16.97j. LA/2 = 16·3/2 = 24.</w:t>
+        <w:t xml:space="preserve">Timing ≈ 4 min.</w:t>
+      </w:r>
+    </w:p>
+    <w:p>
+      <w:pPr>
+        <w:pStyle w:val="ListParagraph"/>
+        <w:numPr>
+          <w:ilvl w:val="0"/>
+          <w:numId w:val="2"/>
+        </w:numPr>
+        <w:spacing w:after="80"/>
+      </w:pPr>
+      <w:r>
+        <w:rPr>
+          <w:rFonts w:ascii="Calibri" w:cs="Calibri" w:eastAsia="Calibri" w:hAnsi="Calibri"/>
+          <w:sz w:val="22"/>
+          <w:szCs w:val="22"/>
+        </w:rPr>
+        <w:t xml:space="preserve">Step 1 — magnitude. 16.97² = 287.98 (16.97 × 16.97: 16.97 × 17 = 288.49 minus 16.97 × 0.03 = 0.51 gives 287.98). Sum of both squares = 287.98 + 287.98 = 575.96. |S[3]| = √575.96 = 24.0.</w:t>
+      </w:r>
+    </w:p>
+    <w:p>
+      <w:pPr>
+        <w:pStyle w:val="ListParagraph"/>
+        <w:numPr>
+          <w:ilvl w:val="0"/>
+          <w:numId w:val="2"/>
+        </w:numPr>
+        <w:spacing w:after="80"/>
+      </w:pPr>
+      <w:r>
+        <w:rPr>
+          <w:rFonts w:ascii="Calibri" w:cs="Calibri" w:eastAsia="Calibri" w:hAnsi="Calibri"/>
+          <w:sz w:val="22"/>
+          <w:szCs w:val="22"/>
+        </w:rPr>
+        <w:t xml:space="preserve">Step 2 — angle. Real part and imaginary part are both positive: first quadrant, no correction needed. ∠S[3] = arctan(16.97/16.97) = arctan 1 = π/4 = 0.785 rad = 45°.</w:t>
+      </w:r>
+    </w:p>
+    <w:p>
+      <w:pPr>
+        <w:pStyle w:val="ListParagraph"/>
+        <w:numPr>
+          <w:ilvl w:val="0"/>
+          <w:numId w:val="2"/>
+        </w:numPr>
+        <w:spacing w:after="80"/>
+      </w:pPr>
+      <w:r>
+        <w:rPr>
+          <w:rFonts w:ascii="Calibri" w:cs="Calibri" w:eastAsia="Calibri" w:hAnsi="Calibri"/>
+          <w:sz w:val="22"/>
+          <w:szCs w:val="22"/>
+        </w:rPr>
+        <w:t xml:space="preserve">Step 3 — amplitude. A = 2|S[3]|/L = 2(24)/16 = 48/16 = 3.</w:t>
+      </w:r>
+    </w:p>
+    <w:p>
+      <w:pPr>
+        <w:pStyle w:val="ListParagraph"/>
+        <w:numPr>
+          <w:ilvl w:val="0"/>
+          <w:numId w:val="2"/>
+        </w:numPr>
+        <w:spacing w:after="80"/>
+      </w:pPr>
+      <w:r>
+        <w:rPr>
+          <w:rFonts w:ascii="Calibri" w:cs="Calibri" w:eastAsia="Calibri" w:hAnsi="Calibri"/>
+          <w:sz w:val="22"/>
+          <w:szCs w:val="22"/>
+        </w:rPr>
+        <w:t xml:space="preserve">Step 4 — phase. φ = ∠S[3] = π/4 = 0.785 rad.</w:t>
+      </w:r>
+    </w:p>
+    <w:p>
+      <w:pPr>
+        <w:pStyle w:val="ListParagraph"/>
+        <w:numPr>
+          <w:ilvl w:val="0"/>
+          <w:numId w:val="2"/>
+        </w:numPr>
+        <w:spacing w:after="80"/>
+      </w:pPr>
+      <w:r>
+        <w:rPr>
+          <w:rFonts w:ascii="Calibri" w:cs="Calibri" w:eastAsia="Calibri" w:hAnsi="Calibri"/>
+          <w:sz w:val="22"/>
+          <w:szCs w:val="22"/>
+        </w:rPr>
+        <w:t xml:space="preserve">Step 5 — frequency. Ω₀ = k₀·2π/L = 3·2π/16 = 6π/16 = 3π/8 = 1.178 rad/sample (normalized 3/16 = 0.1875 cycles/sample).</w:t>
+      </w:r>
+    </w:p>
+    <w:p>
+      <w:pPr>
+        <w:pStyle w:val="ListParagraph"/>
+        <w:numPr>
+          <w:ilvl w:val="0"/>
+          <w:numId w:val="2"/>
+        </w:numPr>
+        <w:spacing w:after="80"/>
+      </w:pPr>
+      <w:r>
+        <w:rPr>
+          <w:rFonts w:ascii="Calibri" w:cs="Calibri" w:eastAsia="Calibri" w:hAnsi="Calibri"/>
+          <w:sz w:val="22"/>
+          <w:szCs w:val="22"/>
+        </w:rPr>
+        <w:t xml:space="preserve">Step 6 — mirror bin. L − k₀ = 16 − 3 = 13. Real signal ⇒ S[13] = conj(S[3]) = 16.97 − 16.97j, magnitude 24.</w:t>
+      </w:r>
+    </w:p>
+    <w:p>
+      <w:pPr>
+        <w:pStyle w:val="ListParagraph"/>
+        <w:numPr>
+          <w:ilvl w:val="0"/>
+          <w:numId w:val="2"/>
+        </w:numPr>
+        <w:spacing w:after="80"/>
+      </w:pPr>
+      <w:r>
+        <w:rPr>
+          <w:rFonts w:ascii="Calibri" w:cs="Calibri" w:eastAsia="Calibri" w:hAnsi="Calibri"/>
+          <w:sz w:val="22"/>
+          <w:szCs w:val="22"/>
+        </w:rPr>
+        <w:t xml:space="preserve">Check: LA/2 = 16(3)/2 = 24 = |S[3]| ✓. Second check by numpy: 3cos(3πn/8 + π/4), n = 0…15, gives S[3] = 16.9706 + 16.9706j and |S[k]| = 0 at every other bin except 13.</w:t>
       </w:r>
     </w:p>
     <w:p>
@@ -689,25 +1823,151 @@
           <w:sz w:val="22"/>
           <w:szCs w:val="22"/>
         </w:rPr>
-        <w:t xml:space="preserve">3 min. L = 200, A = 3.5, φ = 0.7, Ω0 = 2π(0.12) = 0.7540, k0 = 24, noise sd 0.5, padded to N = 1600 (seed 42). Estimates: Ω0 = 0.7540, A = 3.55, φ = 0.707; peak height ≈ 355 vs. expected 350.</w:t>
-      </w:r>
-    </w:p>
-    <w:p>
-      <w:pPr>
-        <w:pStyle w:val="ListParagraph"/>
-        <w:numPr>
-          <w:ilvl w:val="0"/>
-          <w:numId w:val="2"/>
-        </w:numPr>
-        <w:spacing w:after="80"/>
-      </w:pPr>
-      <w:r>
-        <w:rPr>
-          <w:rFonts w:ascii="Calibri" w:cs="Calibri" w:eastAsia="Calibri" w:hAnsi="Calibri"/>
-          <w:sz w:val="22"/>
-          <w:szCs w:val="22"/>
-        </w:rPr>
-        <w:t xml:space="preserve">Notebook axis uses "normalized frequency f = Ω/2π"; note it calls Ω0 omega0 in code.</w:t>
+        <w:t xml:space="preserve">Timing ≈ 3 min.</w:t>
+      </w:r>
+    </w:p>
+    <w:p>
+      <w:pPr>
+        <w:pStyle w:val="ListParagraph"/>
+        <w:numPr>
+          <w:ilvl w:val="0"/>
+          <w:numId w:val="2"/>
+        </w:numPr>
+        <w:spacing w:after="80"/>
+      </w:pPr>
+      <w:r>
+        <w:rPr>
+          <w:rFonts w:ascii="Calibri" w:cs="Calibri" w:eastAsia="Calibri" w:hAnsi="Calibri"/>
+          <w:sz w:val="22"/>
+          <w:szCs w:val="22"/>
+        </w:rPr>
+        <w:t xml:space="preserve">Data: notebook signal. L = 200 samples, true A = 3.5, φ = 0.7 rad, Ω₀ = 2π(0.12) = 0.7540 rad/sample, noise standard deviation 0.5 (random seed 42).</w:t>
+      </w:r>
+    </w:p>
+    <w:p>
+      <w:pPr>
+        <w:pStyle w:val="ListParagraph"/>
+        <w:numPr>
+          <w:ilvl w:val="0"/>
+          <w:numId w:val="2"/>
+        </w:numPr>
+        <w:spacing w:after="80"/>
+      </w:pPr>
+      <w:r>
+        <w:rPr>
+          <w:rFonts w:ascii="Calibri" w:cs="Calibri" w:eastAsia="Calibri" w:hAnsi="Calibri"/>
+          <w:sz w:val="22"/>
+          <w:szCs w:val="22"/>
+        </w:rPr>
+        <w:t xml:space="preserve">Step 1 — where should the peak be? k₀ = 0.12 × 200 = 24 in the unpadded DFT. Padded to N = 8L = 1600, the same frequency is bin 24 × 8 = 192 (0.12 × 1600 = 192).</w:t>
+      </w:r>
+    </w:p>
+    <w:p>
+      <w:pPr>
+        <w:pStyle w:val="ListParagraph"/>
+        <w:numPr>
+          <w:ilvl w:val="0"/>
+          <w:numId w:val="2"/>
+        </w:numPr>
+        <w:spacing w:after="80"/>
+      </w:pPr>
+      <w:r>
+        <w:rPr>
+          <w:rFonts w:ascii="Calibri" w:cs="Calibri" w:eastAsia="Calibri" w:hAnsi="Calibri"/>
+          <w:sz w:val="22"/>
+          <w:szCs w:val="22"/>
+        </w:rPr>
+        <w:t xml:space="preserve">Step 2 — expected peak height: LA/2 = 200(3.5)/2 = 350.</w:t>
+      </w:r>
+    </w:p>
+    <w:p>
+      <w:pPr>
+        <w:pStyle w:val="ListParagraph"/>
+        <w:numPr>
+          <w:ilvl w:val="0"/>
+          <w:numId w:val="2"/>
+        </w:numPr>
+        <w:spacing w:after="80"/>
+      </w:pPr>
+      <w:r>
+        <w:rPr>
+          <w:rFonts w:ascii="Calibri" w:cs="Calibri" w:eastAsia="Calibri" w:hAnsi="Calibri"/>
+          <w:sz w:val="22"/>
+          <w:szCs w:val="22"/>
+        </w:rPr>
+        <w:t xml:space="preserve">Step 3 — what the program finds: peak at bin 192 with |S[192]| = 354.97 and ∠S[192] = 0.7071 rad.</w:t>
+      </w:r>
+    </w:p>
+    <w:p>
+      <w:pPr>
+        <w:pStyle w:val="ListParagraph"/>
+        <w:numPr>
+          <w:ilvl w:val="0"/>
+          <w:numId w:val="2"/>
+        </w:numPr>
+        <w:spacing w:after="80"/>
+      </w:pPr>
+      <w:r>
+        <w:rPr>
+          <w:rFonts w:ascii="Calibri" w:cs="Calibri" w:eastAsia="Calibri" w:hAnsi="Calibri"/>
+          <w:sz w:val="22"/>
+          <w:szCs w:val="22"/>
+        </w:rPr>
+        <w:t xml:space="preserve">Step 4 — decode. Ω̂₀ = 2π·192/1600 = 0.7540 rad/sample. Â = 2(354.97)/200 = 3.550. φ̂ = 0.707 rad.</w:t>
+      </w:r>
+    </w:p>
+    <w:p>
+      <w:pPr>
+        <w:pStyle w:val="ListParagraph"/>
+        <w:numPr>
+          <w:ilvl w:val="0"/>
+          <w:numId w:val="2"/>
+        </w:numPr>
+        <w:spacing w:after="80"/>
+      </w:pPr>
+      <w:r>
+        <w:rPr>
+          <w:rFonts w:ascii="Calibri" w:cs="Calibri" w:eastAsia="Calibri" w:hAnsi="Calibri"/>
+          <w:sz w:val="22"/>
+          <w:szCs w:val="22"/>
+        </w:rPr>
+        <w:t xml:space="preserve">Step 5 — errors: Â − A = 0.05 (1.4 %), φ̂ − φ = 0.007 rad. These come from the noise (noise changes S[192] by a random amount, here +5 in 350).</w:t>
+      </w:r>
+    </w:p>
+    <w:p>
+      <w:pPr>
+        <w:pStyle w:val="ListParagraph"/>
+        <w:numPr>
+          <w:ilvl w:val="0"/>
+          <w:numId w:val="2"/>
+        </w:numPr>
+        <w:spacing w:after="80"/>
+      </w:pPr>
+      <w:r>
+        <w:rPr>
+          <w:rFonts w:ascii="Calibri" w:cs="Calibri" w:eastAsia="Calibri" w:hAnsi="Calibri"/>
+          <w:sz w:val="22"/>
+          <w:szCs w:val="22"/>
+        </w:rPr>
+        <w:t xml:space="preserve">Note: the notebook calls Ω₀ 'omega0' in code. The notebook x-axis is f = Ω/2π; the peak sits at f = 0.12.</w:t>
+      </w:r>
+    </w:p>
+    <w:p>
+      <w:pPr>
+        <w:pStyle w:val="ListParagraph"/>
+        <w:numPr>
+          <w:ilvl w:val="0"/>
+          <w:numId w:val="2"/>
+        </w:numPr>
+        <w:spacing w:after="80"/>
+      </w:pPr>
+      <w:r>
+        <w:rPr>
+          <w:rFonts w:ascii="Calibri" w:cs="Calibri" w:eastAsia="Calibri" w:hAnsi="Calibri"/>
+          <w:sz w:val="22"/>
+          <w:szCs w:val="22"/>
+        </w:rPr>
+        <w:t xml:space="preserve">Point at: top plot the noisy samples hide the sinusoid only a little; bottom plot one sharp peak (≈ 355) at f = 0.12 and a low floor.</w:t>
       </w:r>
     </w:p>
     <w:p>
@@ -755,25 +2015,133 @@
           <w:sz w:val="22"/>
           <w:szCs w:val="22"/>
         </w:rPr>
-        <w:t xml:space="preserve">3 min. f_s = 1000 Hz, L = 200, N = 1600, peak at bin 192. Ω/2π = 192/1600 = 0.12; Ω0 = 0.7540 rad/sample; f = 0.12 × 1000 = 120 Hz. Grid spacing f_s/N = 0.625 Hz; first null ±f_s/L = ±5 Hz.</w:t>
-      </w:r>
-    </w:p>
-    <w:p>
-      <w:pPr>
-        <w:pStyle w:val="ListParagraph"/>
-        <w:numPr>
-          <w:ilvl w:val="0"/>
-          <w:numId w:val="2"/>
-        </w:numPr>
-        <w:spacing w:after="80"/>
-      </w:pPr>
-      <w:r>
-        <w:rPr>
-          <w:rFonts w:ascii="Calibri" w:cs="Calibri" w:eastAsia="Calibri" w:hAnsi="Calibri"/>
-          <w:sz w:val="22"/>
-          <w:szCs w:val="22"/>
-        </w:rPr>
-        <w:t xml:space="preserve">Link back to L05 (sampling): t = n/f_s.</w:t>
+        <w:t xml:space="preserve">Timing ≈ 3 min.</w:t>
+      </w:r>
+    </w:p>
+    <w:p>
+      <w:pPr>
+        <w:pStyle w:val="ListParagraph"/>
+        <w:numPr>
+          <w:ilvl w:val="0"/>
+          <w:numId w:val="2"/>
+        </w:numPr>
+        <w:spacing w:after="80"/>
+      </w:pPr>
+      <w:r>
+        <w:rPr>
+          <w:rFonts w:ascii="Calibri" w:cs="Calibri" w:eastAsia="Calibri" w:hAnsi="Calibri"/>
+          <w:sz w:val="22"/>
+          <w:szCs w:val="22"/>
+        </w:rPr>
+        <w:t xml:space="preserve">Given: sampling rate f_s = 1000 samples/second (Hz), L = 200, N = 1600, peak at bin 192. Goal: the frequency of the tone in Hz.</w:t>
+      </w:r>
+    </w:p>
+    <w:p>
+      <w:pPr>
+        <w:pStyle w:val="ListParagraph"/>
+        <w:numPr>
+          <w:ilvl w:val="0"/>
+          <w:numId w:val="2"/>
+        </w:numPr>
+        <w:spacing w:after="80"/>
+      </w:pPr>
+      <w:r>
+        <w:rPr>
+          <w:rFonts w:ascii="Calibri" w:cs="Calibri" w:eastAsia="Calibri" w:hAnsi="Calibri"/>
+          <w:sz w:val="22"/>
+          <w:szCs w:val="22"/>
+        </w:rPr>
+        <w:t xml:space="preserve">Step 1 — bin to normalized frequency: Ω/2π = k/N = 192/1600 = 0.12 cycles/sample.</w:t>
+      </w:r>
+    </w:p>
+    <w:p>
+      <w:pPr>
+        <w:pStyle w:val="ListParagraph"/>
+        <w:numPr>
+          <w:ilvl w:val="0"/>
+          <w:numId w:val="2"/>
+        </w:numPr>
+        <w:spacing w:after="80"/>
+      </w:pPr>
+      <w:r>
+        <w:rPr>
+          <w:rFonts w:ascii="Calibri" w:cs="Calibri" w:eastAsia="Calibri" w:hAnsi="Calibri"/>
+          <w:sz w:val="22"/>
+          <w:szCs w:val="22"/>
+        </w:rPr>
+        <w:t xml:space="preserve">Step 2 — to rad/sample: Ω̂₀ = 2π(0.12) = 0.7540 rad/sample (0.12 × 6.2832 = 0.75398).</w:t>
+      </w:r>
+    </w:p>
+    <w:p>
+      <w:pPr>
+        <w:pStyle w:val="ListParagraph"/>
+        <w:numPr>
+          <w:ilvl w:val="0"/>
+          <w:numId w:val="2"/>
+        </w:numPr>
+        <w:spacing w:after="80"/>
+      </w:pPr>
+      <w:r>
+        <w:rPr>
+          <w:rFonts w:ascii="Calibri" w:cs="Calibri" w:eastAsia="Calibri" w:hAnsi="Calibri"/>
+          <w:sz w:val="22"/>
+          <w:szCs w:val="22"/>
+        </w:rPr>
+        <w:t xml:space="preserve">Step 3 — to hertz: real time t = n/f_s, so cycles/second = (cycles/sample) × (samples/second): f = 0.12 × 1000 = 120 Hz.</w:t>
+      </w:r>
+    </w:p>
+    <w:p>
+      <w:pPr>
+        <w:pStyle w:val="ListParagraph"/>
+        <w:numPr>
+          <w:ilvl w:val="0"/>
+          <w:numId w:val="2"/>
+        </w:numPr>
+        <w:spacing w:after="80"/>
+      </w:pPr>
+      <w:r>
+        <w:rPr>
+          <w:rFonts w:ascii="Calibri" w:cs="Calibri" w:eastAsia="Calibri" w:hAnsi="Calibri"/>
+          <w:sz w:val="22"/>
+          <w:szCs w:val="22"/>
+        </w:rPr>
+        <w:t xml:space="preserve">Step 4 — grid spacing in Hz: f_s/N = 1000/1600 = 0.625 Hz. So reading the peak bin is accurate to half a bin, 0.3125 Hz (about 0.3 Hz).</w:t>
+      </w:r>
+    </w:p>
+    <w:p>
+      <w:pPr>
+        <w:pStyle w:val="ListParagraph"/>
+        <w:numPr>
+          <w:ilvl w:val="0"/>
+          <w:numId w:val="2"/>
+        </w:numPr>
+        <w:spacing w:after="80"/>
+      </w:pPr>
+      <w:r>
+        <w:rPr>
+          <w:rFonts w:ascii="Calibri" w:cs="Calibri" w:eastAsia="Calibri" w:hAnsi="Calibri"/>
+          <w:sz w:val="22"/>
+          <w:szCs w:val="22"/>
+        </w:rPr>
+        <w:t xml:space="preserve">Step 5 — mainlobe: first null at ±f_s/L = ±1000/200 = ±5 Hz from the peak. Two tones closer than about 5 Hz would merge.</w:t>
+      </w:r>
+    </w:p>
+    <w:p>
+      <w:pPr>
+        <w:pStyle w:val="ListParagraph"/>
+        <w:numPr>
+          <w:ilvl w:val="0"/>
+          <w:numId w:val="2"/>
+        </w:numPr>
+        <w:spacing w:after="80"/>
+      </w:pPr>
+      <w:r>
+        <w:rPr>
+          <w:rFonts w:ascii="Calibri" w:cs="Calibri" w:eastAsia="Calibri" w:hAnsi="Calibri"/>
+          <w:sz w:val="22"/>
+          <w:szCs w:val="22"/>
+        </w:rPr>
+        <w:t xml:space="preserve">Check: 120 Hz ↔ bin = 120/0.625 = 192 ✓.</w:t>
       </w:r>
     </w:p>
     <w:p>
@@ -821,7 +2189,205 @@
           <w:sz w:val="22"/>
           <w:szCs w:val="22"/>
         </w:rPr>
-        <w:t xml:space="preserve">4 min. ⟨v(Ω), s⟩ = Σ z^n with z = e^{j(Ω0−Ω)}; = (1 − z^L)/(1 − z); factor half-angles with θ = Ω − Ω0 using e^{jx} − e^{−jx} = 2j sin x; result e^{−j(L−1)θ/2} sin(Lθ/2)/sin(θ/2).</w:t>
+        <w:t xml:space="preserve">Timing ≈ 4 min.</w:t>
+      </w:r>
+    </w:p>
+    <w:p>
+      <w:pPr>
+        <w:pStyle w:val="ListParagraph"/>
+        <w:numPr>
+          <w:ilvl w:val="0"/>
+          <w:numId w:val="2"/>
+        </w:numPr>
+        <w:spacing w:after="80"/>
+      </w:pPr>
+      <w:r>
+        <w:rPr>
+          <w:rFonts w:ascii="Calibri" w:cs="Calibri" w:eastAsia="Calibri" w:hAnsi="Calibri"/>
+          <w:sz w:val="22"/>
+          <w:szCs w:val="22"/>
+        </w:rPr>
+        <w:t xml:space="preserve">Goal: find the DFT-type response of a complex sinusoid when its frequency Ω₀ is NOT a Fourier frequency.</w:t>
+      </w:r>
+    </w:p>
+    <w:p>
+      <w:pPr>
+        <w:pStyle w:val="ListParagraph"/>
+        <w:numPr>
+          <w:ilvl w:val="0"/>
+          <w:numId w:val="2"/>
+        </w:numPr>
+        <w:spacing w:after="80"/>
+      </w:pPr>
+      <w:r>
+        <w:rPr>
+          <w:rFonts w:ascii="Calibri" w:cs="Calibri" w:eastAsia="Calibri" w:hAnsi="Calibri"/>
+          <w:sz w:val="22"/>
+          <w:szCs w:val="22"/>
+        </w:rPr>
+        <w:t xml:space="preserve">Given: s[n] = e^{jΩ₀n}, n = 0…L−1, and the test sinusoid v(Ω)[n] = e^{jΩn} at any frequency Ω. Inner product ⟨v, s⟩ = Σ conj(v[n]) s[n].</w:t>
+      </w:r>
+    </w:p>
+    <w:p>
+      <w:pPr>
+        <w:pStyle w:val="ListParagraph"/>
+        <w:numPr>
+          <w:ilvl w:val="0"/>
+          <w:numId w:val="2"/>
+        </w:numPr>
+        <w:spacing w:after="80"/>
+      </w:pPr>
+      <w:r>
+        <w:rPr>
+          <w:rFonts w:ascii="Calibri" w:cs="Calibri" w:eastAsia="Calibri" w:hAnsi="Calibri"/>
+          <w:sz w:val="22"/>
+          <w:szCs w:val="22"/>
+        </w:rPr>
+        <w:t xml:space="preserve">Step 1 — conjugate v: conj(e^{jΩn}) = e^{−jΩn}. So ⟨v(Ω), s⟩ = Σ_{n=0}^{L−1} e^{jΩ₀n} e^{−jΩn}.</w:t>
+      </w:r>
+    </w:p>
+    <w:p>
+      <w:pPr>
+        <w:pStyle w:val="ListParagraph"/>
+        <w:numPr>
+          <w:ilvl w:val="0"/>
+          <w:numId w:val="2"/>
+        </w:numPr>
+        <w:spacing w:after="80"/>
+      </w:pPr>
+      <w:r>
+        <w:rPr>
+          <w:rFonts w:ascii="Calibri" w:cs="Calibri" w:eastAsia="Calibri" w:hAnsi="Calibri"/>
+          <w:sz w:val="22"/>
+          <w:szCs w:val="22"/>
+        </w:rPr>
+        <w:t xml:space="preserve">Step 2 — combine exponents: = Σ_{n=0}^{L−1} e^{j(Ω₀−Ω)n} = Σ z^n with z = e^{j(Ω₀−Ω)}.</w:t>
+      </w:r>
+    </w:p>
+    <w:p>
+      <w:pPr>
+        <w:pStyle w:val="ListParagraph"/>
+        <w:numPr>
+          <w:ilvl w:val="0"/>
+          <w:numId w:val="2"/>
+        </w:numPr>
+        <w:spacing w:after="80"/>
+      </w:pPr>
+      <w:r>
+        <w:rPr>
+          <w:rFonts w:ascii="Calibri" w:cs="Calibri" w:eastAsia="Calibri" w:hAnsi="Calibri"/>
+          <w:sz w:val="22"/>
+          <w:szCs w:val="22"/>
+        </w:rPr>
+        <w:t xml:space="preserve">Step 3 — geometric sum. For z ≠ 1: 1 + z + … + z^{L−1} = (1 − z^L)/(1 − z). (Multiply the sum by (1 − z): the middle terms cancel.) If z = 1 (Ω = Ω₀) every term is 1 and the sum is L.</w:t>
+      </w:r>
+    </w:p>
+    <w:p>
+      <w:pPr>
+        <w:pStyle w:val="ListParagraph"/>
+        <w:numPr>
+          <w:ilvl w:val="0"/>
+          <w:numId w:val="2"/>
+        </w:numPr>
+        <w:spacing w:after="80"/>
+      </w:pPr>
+      <w:r>
+        <w:rPr>
+          <w:rFonts w:ascii="Calibri" w:cs="Calibri" w:eastAsia="Calibri" w:hAnsi="Calibri"/>
+          <w:sz w:val="22"/>
+          <w:szCs w:val="22"/>
+        </w:rPr>
+        <w:t xml:space="preserve">Step 4 — let θ = Ω − Ω₀, so z = e^{−jθ} and z^L = e^{−jLθ}.</w:t>
+      </w:r>
+    </w:p>
+    <w:p>
+      <w:pPr>
+        <w:pStyle w:val="ListParagraph"/>
+        <w:numPr>
+          <w:ilvl w:val="0"/>
+          <w:numId w:val="2"/>
+        </w:numPr>
+        <w:spacing w:after="80"/>
+      </w:pPr>
+      <w:r>
+        <w:rPr>
+          <w:rFonts w:ascii="Calibri" w:cs="Calibri" w:eastAsia="Calibri" w:hAnsi="Calibri"/>
+          <w:sz w:val="22"/>
+          <w:szCs w:val="22"/>
+        </w:rPr>
+        <w:t xml:space="preserve">Step 5 — factor the numerator: 1 − e^{−jLθ} = e^{−jLθ/2}(e^{jLθ/2} − e^{−jLθ/2}) = e^{−jLθ/2}·2j sin(Lθ/2). Rule used: e^{jx} − e^{−jx} = 2j sin x.</w:t>
+      </w:r>
+    </w:p>
+    <w:p>
+      <w:pPr>
+        <w:pStyle w:val="ListParagraph"/>
+        <w:numPr>
+          <w:ilvl w:val="0"/>
+          <w:numId w:val="2"/>
+        </w:numPr>
+        <w:spacing w:after="80"/>
+      </w:pPr>
+      <w:r>
+        <w:rPr>
+          <w:rFonts w:ascii="Calibri" w:cs="Calibri" w:eastAsia="Calibri" w:hAnsi="Calibri"/>
+          <w:sz w:val="22"/>
+          <w:szCs w:val="22"/>
+        </w:rPr>
+        <w:t xml:space="preserve">Step 6 — factor the denominator the same way: 1 − e^{−jθ} = e^{−jθ/2}·2j sin(θ/2).</w:t>
+      </w:r>
+    </w:p>
+    <w:p>
+      <w:pPr>
+        <w:pStyle w:val="ListParagraph"/>
+        <w:numPr>
+          <w:ilvl w:val="0"/>
+          <w:numId w:val="2"/>
+        </w:numPr>
+        <w:spacing w:after="80"/>
+      </w:pPr>
+      <w:r>
+        <w:rPr>
+          <w:rFonts w:ascii="Calibri" w:cs="Calibri" w:eastAsia="Calibri" w:hAnsi="Calibri"/>
+          <w:sz w:val="22"/>
+          <w:szCs w:val="22"/>
+        </w:rPr>
+        <w:t xml:space="preserve">Step 7 — divide: the 2j cancel, and e^{−jLθ/2}/e^{−jθ/2} = e^{−j(L−1)θ/2}. Result: ⟨v(Ω), s⟩ = e^{−j(L−1)θ/2} sin(Lθ/2)/sin(θ/2).</w:t>
+      </w:r>
+    </w:p>
+    <w:p>
+      <w:pPr>
+        <w:pStyle w:val="ListParagraph"/>
+        <w:numPr>
+          <w:ilvl w:val="0"/>
+          <w:numId w:val="2"/>
+        </w:numPr>
+        <w:spacing w:after="80"/>
+      </w:pPr>
+      <w:r>
+        <w:rPr>
+          <w:rFonts w:ascii="Calibri" w:cs="Calibri" w:eastAsia="Calibri" w:hAnsi="Calibri"/>
+          <w:sz w:val="22"/>
+          <w:szCs w:val="22"/>
+        </w:rPr>
+        <w:t xml:space="preserve">Numeric check 1 (L = 4, θ = π/2): direct sum 1 + e^{−jπ/2} + e^{−jπ} + e^{−j3π/2} = 1 − j − 1 + j = 0. Formula: sin(4π/4)/sin(π/4) = sin π/0.707 = 0 ✓.</w:t>
+      </w:r>
+    </w:p>
+    <w:p>
+      <w:pPr>
+        <w:pStyle w:val="ListParagraph"/>
+        <w:numPr>
+          <w:ilvl w:val="0"/>
+          <w:numId w:val="2"/>
+        </w:numPr>
+        <w:spacing w:after="80"/>
+      </w:pPr>
+      <w:r>
+        <w:rPr>
+          <w:rFonts w:ascii="Calibri" w:cs="Calibri" w:eastAsia="Calibri" w:hAnsi="Calibri"/>
+          <w:sz w:val="22"/>
+          <w:szCs w:val="22"/>
+        </w:rPr>
+        <w:t xml:space="preserve">Numeric check 2 (L = 4, θ = π/4): direct sum = 1 + (0.707 − 0.707j) + (−j) + (−0.707 − 0.707j) = 1 − 2.414j (real: 1 + 0.707 − 0.707; imag: −0.707 − 1 − 0.707), magnitude √(1 + 5.828) = 2.613. Formula: sin(π/2)/sin(π/8) = 1/0.3827 = 2.613 ✓, and phase −(3)(π/4)/2 = −3π/8 = −67.5° (arctan(2.414) = 67.5°) ✓.</w:t>
       </w:r>
     </w:p>
     <w:p>
@@ -869,7 +2435,133 @@
           <w:sz w:val="22"/>
           <w:szCs w:val="22"/>
         </w:rPr>
-        <w:t xml:space="preserve">3 min. Modulus |sin(Lθ/2)/sin(θ/2)|; maximum L at θ = 0; first nulls at θ = ±2π/L, null-to-null width 4π/L. Dirichlet kernel.</w:t>
+        <w:t xml:space="preserve">Timing ≈ 3 min.</w:t>
+      </w:r>
+    </w:p>
+    <w:p>
+      <w:pPr>
+        <w:pStyle w:val="ListParagraph"/>
+        <w:numPr>
+          <w:ilvl w:val="0"/>
+          <w:numId w:val="2"/>
+        </w:numPr>
+        <w:spacing w:after="80"/>
+      </w:pPr>
+      <w:r>
+        <w:rPr>
+          <w:rFonts w:ascii="Calibri" w:cs="Calibri" w:eastAsia="Calibri" w:hAnsi="Calibri"/>
+          <w:sz w:val="22"/>
+          <w:szCs w:val="22"/>
+        </w:rPr>
+        <w:t xml:space="preserve">Result to write: ⟨v(Ω), s⟩ = e^{−j(L−1)(Ω−Ω₀)/2} · sin(L(Ω−Ω₀)/2)/sin((Ω−Ω₀)/2). Write θ = Ω − Ω₀.</w:t>
+      </w:r>
+    </w:p>
+    <w:p>
+      <w:pPr>
+        <w:pStyle w:val="ListParagraph"/>
+        <w:numPr>
+          <w:ilvl w:val="0"/>
+          <w:numId w:val="2"/>
+        </w:numPr>
+        <w:spacing w:after="80"/>
+      </w:pPr>
+      <w:r>
+        <w:rPr>
+          <w:rFonts w:ascii="Calibri" w:cs="Calibri" w:eastAsia="Calibri" w:hAnsi="Calibri"/>
+          <w:sz w:val="22"/>
+          <w:szCs w:val="22"/>
+        </w:rPr>
+        <w:t xml:space="preserve">Step 1 — modulus. |e^{jx}| = 1 for real x, so the phase factor drops: |⟨v, s⟩| = |sin(Lθ/2)/sin(θ/2)|.</w:t>
+      </w:r>
+    </w:p>
+    <w:p>
+      <w:pPr>
+        <w:pStyle w:val="ListParagraph"/>
+        <w:numPr>
+          <w:ilvl w:val="0"/>
+          <w:numId w:val="2"/>
+        </w:numPr>
+        <w:spacing w:after="80"/>
+      </w:pPr>
+      <w:r>
+        <w:rPr>
+          <w:rFonts w:ascii="Calibri" w:cs="Calibri" w:eastAsia="Calibri" w:hAnsi="Calibri"/>
+          <w:sz w:val="22"/>
+          <w:szCs w:val="22"/>
+        </w:rPr>
+        <w:t xml:space="preserve">Step 2 — maximum. As θ → 0, sin(Lθ/2) ≈ Lθ/2 and sin(θ/2) ≈ θ/2, ratio → L. So the peak is L at θ = 0 (that is Ω = Ω₀, the z = 1 case).</w:t>
+      </w:r>
+    </w:p>
+    <w:p>
+      <w:pPr>
+        <w:pStyle w:val="ListParagraph"/>
+        <w:numPr>
+          <w:ilvl w:val="0"/>
+          <w:numId w:val="2"/>
+        </w:numPr>
+        <w:spacing w:after="80"/>
+      </w:pPr>
+      <w:r>
+        <w:rPr>
+          <w:rFonts w:ascii="Calibri" w:cs="Calibri" w:eastAsia="Calibri" w:hAnsi="Calibri"/>
+          <w:sz w:val="22"/>
+          <w:szCs w:val="22"/>
+        </w:rPr>
+        <w:t xml:space="preserve">Step 3 — nulls. The numerator is zero when Lθ/2 = πm, i.e. θ = 2πm/L; the first is θ = ±2π/L. The denominator sin(π/L) is not zero there, so the whole expression is zero.</w:t>
+      </w:r>
+    </w:p>
+    <w:p>
+      <w:pPr>
+        <w:pStyle w:val="ListParagraph"/>
+        <w:numPr>
+          <w:ilvl w:val="0"/>
+          <w:numId w:val="2"/>
+        </w:numPr>
+        <w:spacing w:after="80"/>
+      </w:pPr>
+      <w:r>
+        <w:rPr>
+          <w:rFonts w:ascii="Calibri" w:cs="Calibri" w:eastAsia="Calibri" w:hAnsi="Calibri"/>
+          <w:sz w:val="22"/>
+          <w:szCs w:val="22"/>
+        </w:rPr>
+        <w:t xml:space="preserve">Step 4 — width. Null to null = 2π/L + 2π/L = 4π/L rad. In normalized frequency θ/2π: from −1/L to +1/L, width 2/L.</w:t>
+      </w:r>
+    </w:p>
+    <w:p>
+      <w:pPr>
+        <w:pStyle w:val="ListParagraph"/>
+        <w:numPr>
+          <w:ilvl w:val="0"/>
+          <w:numId w:val="2"/>
+        </w:numPr>
+        <w:spacing w:after="80"/>
+      </w:pPr>
+      <w:r>
+        <w:rPr>
+          <w:rFonts w:ascii="Calibri" w:cs="Calibri" w:eastAsia="Calibri" w:hAnsi="Calibri"/>
+          <w:sz w:val="22"/>
+          <w:szCs w:val="22"/>
+        </w:rPr>
+        <w:t xml:space="preserve">Example L = 20: first nulls at ±2π/20 = ±0.314 rad = ±0.05 in f; first sidelobe height ≈ 1/sin(3π/40) = 4.3 (about 21 % of 20).</w:t>
+      </w:r>
+    </w:p>
+    <w:p>
+      <w:pPr>
+        <w:pStyle w:val="ListParagraph"/>
+        <w:numPr>
+          <w:ilvl w:val="0"/>
+          <w:numId w:val="2"/>
+        </w:numPr>
+        <w:spacing w:after="80"/>
+      </w:pPr>
+      <w:r>
+        <w:rPr>
+          <w:rFonts w:ascii="Calibri" w:cs="Calibri" w:eastAsia="Calibri" w:hAnsi="Calibri"/>
+          <w:sz w:val="22"/>
+          <w:szCs w:val="22"/>
+        </w:rPr>
+        <w:t xml:space="preserve">Say: longer L ⇒ narrower peak. Name: Dirichlet kernel.</w:t>
       </w:r>
     </w:p>
     <w:p>
@@ -917,7 +2609,79 @@
           <w:sz w:val="22"/>
           <w:szCs w:val="22"/>
         </w:rPr>
-        <w:t xml:space="preserve">2 min. Left: kernel for L = 20, peak 20 at f = 0.317. Right: red zero-padded DFT lies under the blue formula; nulls ±1/20 from the peak.</w:t>
+        <w:t xml:space="preserve">Timing ≈ 2 min.</w:t>
+      </w:r>
+    </w:p>
+    <w:p>
+      <w:pPr>
+        <w:pStyle w:val="ListParagraph"/>
+        <w:numPr>
+          <w:ilvl w:val="0"/>
+          <w:numId w:val="2"/>
+        </w:numPr>
+        <w:spacing w:after="80"/>
+      </w:pPr>
+      <w:r>
+        <w:rPr>
+          <w:rFonts w:ascii="Calibri" w:cs="Calibri" w:eastAsia="Calibri" w:hAnsi="Calibri"/>
+          <w:sz w:val="22"/>
+          <w:szCs w:val="22"/>
+        </w:rPr>
+        <w:t xml:space="preserve">Numbers behind the figure: L = 20, Ω₀/2π = 0.317, so Ω₀ = 1.9918 rad/sample.</w:t>
+      </w:r>
+    </w:p>
+    <w:p>
+      <w:pPr>
+        <w:pStyle w:val="ListParagraph"/>
+        <w:numPr>
+          <w:ilvl w:val="0"/>
+          <w:numId w:val="2"/>
+        </w:numPr>
+        <w:spacing w:after="80"/>
+      </w:pPr>
+      <w:r>
+        <w:rPr>
+          <w:rFonts w:ascii="Calibri" w:cs="Calibri" w:eastAsia="Calibri" w:hAnsi="Calibri"/>
+          <w:sz w:val="22"/>
+          <w:szCs w:val="22"/>
+        </w:rPr>
+        <w:t xml:space="preserve">Left panel: the formula |sin(Lθ/2)/sin(θ/2)| plotted against f = Ω/2π. Peak 20 at f = 0.317. First nulls at 0.317 ± 1/20 = 0.267 and 0.367.</w:t>
+      </w:r>
+    </w:p>
+    <w:p>
+      <w:pPr>
+        <w:pStyle w:val="ListParagraph"/>
+        <w:numPr>
+          <w:ilvl w:val="0"/>
+          <w:numId w:val="2"/>
+        </w:numPr>
+        <w:spacing w:after="80"/>
+      </w:pPr>
+      <w:r>
+        <w:rPr>
+          <w:rFonts w:ascii="Calibri" w:cs="Calibri" w:eastAsia="Calibri" w:hAnsi="Calibri"/>
+          <w:sz w:val="22"/>
+          <w:szCs w:val="22"/>
+        </w:rPr>
+        <w:t xml:space="preserve">Right panel: red = |fft(s, 5000)| (a very dense DFT) lies exactly under the blue formula curve. Notebook values: max of padded DFT = 20.0000 at f = 0.3170.</w:t>
+      </w:r>
+    </w:p>
+    <w:p>
+      <w:pPr>
+        <w:pStyle w:val="ListParagraph"/>
+        <w:numPr>
+          <w:ilvl w:val="0"/>
+          <w:numId w:val="2"/>
+        </w:numPr>
+        <w:spacing w:after="80"/>
+      </w:pPr>
+      <w:r>
+        <w:rPr>
+          <w:rFonts w:ascii="Calibri" w:cs="Calibri" w:eastAsia="Calibri" w:hAnsi="Calibri"/>
+          <w:sz w:val="22"/>
+          <w:szCs w:val="22"/>
+        </w:rPr>
+        <w:t xml:space="preserve">Message: the zero-padded DFT does not approximate the formula, it IS the formula sampled on a fine grid.</w:t>
       </w:r>
     </w:p>
     <w:p>
@@ -965,7 +2729,61 @@
           <w:sz w:val="22"/>
           <w:szCs w:val="22"/>
         </w:rPr>
-        <w:t xml:space="preserve">6 min. s[n] = e^{j(0.317)(2π)n}, L = 20. Peak of the length-20 DFT? Of the N = 1000 DFT? Compare to Ω0/2π = 0.317.</w:t>
+        <w:t xml:space="preserve">Timing ≈ 6 min.</w:t>
+      </w:r>
+    </w:p>
+    <w:p>
+      <w:pPr>
+        <w:pStyle w:val="ListParagraph"/>
+        <w:numPr>
+          <w:ilvl w:val="0"/>
+          <w:numId w:val="2"/>
+        </w:numPr>
+        <w:spacing w:after="80"/>
+      </w:pPr>
+      <w:r>
+        <w:rPr>
+          <w:rFonts w:ascii="Calibri" w:cs="Calibri" w:eastAsia="Calibri" w:hAnsi="Calibri"/>
+          <w:sz w:val="22"/>
+          <w:szCs w:val="22"/>
+        </w:rPr>
+        <w:t xml:space="preserve">Given: s[n] = e^{j(0.317)(2π)n}, n = 0…19, L = 20. Ω₀ = 0.317·2π = 0.634π = 1.9918 rad/sample; normalized f₀ = 0.317.</w:t>
+      </w:r>
+    </w:p>
+    <w:p>
+      <w:pPr>
+        <w:pStyle w:val="ListParagraph"/>
+        <w:numPr>
+          <w:ilvl w:val="0"/>
+          <w:numId w:val="2"/>
+        </w:numPr>
+        <w:spacing w:after="80"/>
+      </w:pPr>
+      <w:r>
+        <w:rPr>
+          <w:rFonts w:ascii="Calibri" w:cs="Calibri" w:eastAsia="Calibri" w:hAnsi="Calibri"/>
+          <w:sz w:val="22"/>
+          <w:szCs w:val="22"/>
+        </w:rPr>
+        <w:t xml:space="preserve">Tasks: (a) peak of the length-20 DFT; (b) peak after zero-padding to N = 1000; (c) compare with 0.317. Give 4 minutes.</w:t>
+      </w:r>
+    </w:p>
+    <w:p>
+      <w:pPr>
+        <w:pStyle w:val="ListParagraph"/>
+        <w:numPr>
+          <w:ilvl w:val="0"/>
+          <w:numId w:val="2"/>
+        </w:numPr>
+        <w:spacing w:after="80"/>
+      </w:pPr>
+      <w:r>
+        <w:rPr>
+          <w:rFonts w:ascii="Calibri" w:cs="Calibri" w:eastAsia="Calibri" w:hAnsi="Calibri"/>
+          <w:sz w:val="22"/>
+          <w:szCs w:val="22"/>
+        </w:rPr>
+        <w:t xml:space="preserve">Hint if stuck: the length-20 DFT can only show f = k/20 = 0, 0.05, 0.10, …; which of these is nearest to 0.317?</w:t>
       </w:r>
     </w:p>
     <w:p>
@@ -1013,25 +2831,169 @@
           <w:sz w:val="22"/>
           <w:szCs w:val="22"/>
         </w:rPr>
-        <w:t xml:space="preserve">4 min. Nearest bins 6/20 = 0.30 and 7/20 = 0.35: |S[6]| = 0.876/0.0534 = 16.4; |S[7]| = 0.876/0.1035 = 8.5. Largest at k = 6, f = 0.30, off by 0.017. With N = 1000, 0.317·1000 = 317 is an integer: |Y[317]| = 20 exactly.</w:t>
-      </w:r>
-    </w:p>
-    <w:p>
-      <w:pPr>
-        <w:pStyle w:val="ListParagraph"/>
-        <w:numPr>
-          <w:ilvl w:val="0"/>
-          <w:numId w:val="2"/>
-        </w:numPr>
-        <w:spacing w:after="80"/>
-      </w:pPr>
-      <w:r>
-        <w:rPr>
-          <w:rFonts w:ascii="Calibri" w:cs="Calibri" w:eastAsia="Calibri" w:hAnsi="Calibri"/>
-          <w:sz w:val="22"/>
-          <w:szCs w:val="22"/>
-        </w:rPr>
-        <w:t xml:space="preserve">Mainlobe width is fixed by L; padding only locates the maximum more precisely (worst-case error 1/(2N) in f).</w:t>
+        <w:t xml:space="preserve">Timing ≈ 4 min.</w:t>
+      </w:r>
+    </w:p>
+    <w:p>
+      <w:pPr>
+        <w:pStyle w:val="ListParagraph"/>
+        <w:numPr>
+          <w:ilvl w:val="0"/>
+          <w:numId w:val="2"/>
+        </w:numPr>
+        <w:spacing w:after="80"/>
+      </w:pPr>
+      <w:r>
+        <w:rPr>
+          <w:rFonts w:ascii="Calibri" w:cs="Calibri" w:eastAsia="Calibri" w:hAnsi="Calibri"/>
+          <w:sz w:val="22"/>
+          <w:szCs w:val="22"/>
+        </w:rPr>
+        <w:t xml:space="preserve">Step 1 — length-20 grid: f_k = k/20. Neighbours of 0.317: 6/20 = 0.30 (distance 0.017) and 7/20 = 0.35 (distance 0.033).</w:t>
+      </w:r>
+    </w:p>
+    <w:p>
+      <w:pPr>
+        <w:pStyle w:val="ListParagraph"/>
+        <w:numPr>
+          <w:ilvl w:val="0"/>
+          <w:numId w:val="2"/>
+        </w:numPr>
+        <w:spacing w:after="80"/>
+      </w:pPr>
+      <w:r>
+        <w:rPr>
+          <w:rFonts w:ascii="Calibri" w:cs="Calibri" w:eastAsia="Calibri" w:hAnsi="Calibri"/>
+          <w:sz w:val="22"/>
+          <w:szCs w:val="22"/>
+        </w:rPr>
+        <w:t xml:space="preserve">Step 2 — formula to use: |S[k]| = |sin(Lθ_k/2)/sin(θ_k/2)| with θ_k = 2π(f_k − 0.317) and L/2 = 10.</w:t>
+      </w:r>
+    </w:p>
+    <w:p>
+      <w:pPr>
+        <w:pStyle w:val="ListParagraph"/>
+        <w:numPr>
+          <w:ilvl w:val="0"/>
+          <w:numId w:val="2"/>
+        </w:numPr>
+        <w:spacing w:after="80"/>
+      </w:pPr>
+      <w:r>
+        <w:rPr>
+          <w:rFonts w:ascii="Calibri" w:cs="Calibri" w:eastAsia="Calibri" w:hAnsi="Calibri"/>
+          <w:sz w:val="22"/>
+          <w:szCs w:val="22"/>
+        </w:rPr>
+        <w:t xml:space="preserve">Step 3 — k = 6: θ = 2π(−0.017) = −0.1068 rad. Lθ/2 = 10θ = −1.068, sin(−1.068) = −0.876. θ/2 = −0.0534, sin(−0.0534) = −0.0534. Ratio of magnitudes 0.876/0.0534 = 16.4.</w:t>
+      </w:r>
+    </w:p>
+    <w:p>
+      <w:pPr>
+        <w:pStyle w:val="ListParagraph"/>
+        <w:numPr>
+          <w:ilvl w:val="0"/>
+          <w:numId w:val="2"/>
+        </w:numPr>
+        <w:spacing w:after="80"/>
+      </w:pPr>
+      <w:r>
+        <w:rPr>
+          <w:rFonts w:ascii="Calibri" w:cs="Calibri" w:eastAsia="Calibri" w:hAnsi="Calibri"/>
+          <w:sz w:val="22"/>
+          <w:szCs w:val="22"/>
+        </w:rPr>
+        <w:t xml:space="preserve">Step 4 — k = 7: θ = 2π(0.033) = 0.2073 rad. 10θ = 2.073, sin 2.073 = 0.876. θ/2 = 0.1037, sin 0.1037 = 0.1035. Ratio 0.876/0.1035 = 8.5.</w:t>
+      </w:r>
+    </w:p>
+    <w:p>
+      <w:pPr>
+        <w:pStyle w:val="ListParagraph"/>
+        <w:numPr>
+          <w:ilvl w:val="0"/>
+          <w:numId w:val="2"/>
+        </w:numPr>
+        <w:spacing w:after="80"/>
+      </w:pPr>
+      <w:r>
+        <w:rPr>
+          <w:rFonts w:ascii="Calibri" w:cs="Calibri" w:eastAsia="Calibri" w:hAnsi="Calibri"/>
+          <w:sz w:val="22"/>
+          <w:szCs w:val="22"/>
+        </w:rPr>
+        <w:t xml:space="preserve">Step 5 — compare: 16.4 &gt; 8.5, so the largest is k = 6, f = 0.30, which is off by 0.017 from the truth. (The true peak value is 20; no bin hits it.) For reference the other bins: |S[5]| = 4.2, |S[8]| = 3.4.</w:t>
+      </w:r>
+    </w:p>
+    <w:p>
+      <w:pPr>
+        <w:pStyle w:val="ListParagraph"/>
+        <w:numPr>
+          <w:ilvl w:val="0"/>
+          <w:numId w:val="2"/>
+        </w:numPr>
+        <w:spacing w:after="80"/>
+      </w:pPr>
+      <w:r>
+        <w:rPr>
+          <w:rFonts w:ascii="Calibri" w:cs="Calibri" w:eastAsia="Calibri" w:hAnsi="Calibri"/>
+          <w:sz w:val="22"/>
+          <w:szCs w:val="22"/>
+        </w:rPr>
+        <w:t xml:space="preserve">Step 6 — pad to N = 1000: f_k = k/1000, and 0.317 × 1000 = 317 is a whole number, so bin 317 lies exactly at the peak. |Y[317]| = L = 20.</w:t>
+      </w:r>
+    </w:p>
+    <w:p>
+      <w:pPr>
+        <w:pStyle w:val="ListParagraph"/>
+        <w:numPr>
+          <w:ilvl w:val="0"/>
+          <w:numId w:val="2"/>
+        </w:numPr>
+        <w:spacing w:after="80"/>
+      </w:pPr>
+      <w:r>
+        <w:rPr>
+          <w:rFonts w:ascii="Calibri" w:cs="Calibri" w:eastAsia="Calibri" w:hAnsi="Calibri"/>
+          <w:sz w:val="22"/>
+          <w:szCs w:val="22"/>
+        </w:rPr>
+        <w:t xml:space="preserve">Step 7 — neighbours: |Y[316]| = |Y[318]| = 19.99 (numpy: 19.987), so the maximum is clearly at 317 and f = 317/1000 = 0.317 = Ω₀/2π ✓.</w:t>
+      </w:r>
+    </w:p>
+    <w:p>
+      <w:pPr>
+        <w:pStyle w:val="ListParagraph"/>
+        <w:numPr>
+          <w:ilvl w:val="0"/>
+          <w:numId w:val="2"/>
+        </w:numPr>
+        <w:spacing w:after="80"/>
+      </w:pPr>
+      <w:r>
+        <w:rPr>
+          <w:rFonts w:ascii="Calibri" w:cs="Calibri" w:eastAsia="Calibri" w:hAnsi="Calibri"/>
+          <w:sz w:val="22"/>
+          <w:szCs w:val="22"/>
+        </w:rPr>
+        <w:t xml:space="preserve">Why: the length-20 DFT samples the continuous curve at 20 points and misses the top; padding samples the same curve at 1000 points.</w:t>
+      </w:r>
+    </w:p>
+    <w:p>
+      <w:pPr>
+        <w:pStyle w:val="ListParagraph"/>
+        <w:numPr>
+          <w:ilvl w:val="0"/>
+          <w:numId w:val="2"/>
+        </w:numPr>
+        <w:spacing w:after="80"/>
+      </w:pPr>
+      <w:r>
+        <w:rPr>
+          <w:rFonts w:ascii="Calibri" w:cs="Calibri" w:eastAsia="Calibri" w:hAnsi="Calibri"/>
+          <w:sz w:val="22"/>
+          <w:szCs w:val="22"/>
+        </w:rPr>
+        <w:t xml:space="preserve">Pitfall: padding does not narrow the mainlobe (width fixed by L = 20, 4π/L). It only finds the maximum more exactly: worst-case error half a grid step, 1/(2N) in f (0.0005 for N = 1000).</w:t>
       </w:r>
     </w:p>
     <w:p>
@@ -1079,7 +3041,79 @@
           <w:sz w:val="22"/>
           <w:szCs w:val="22"/>
         </w:rPr>
-        <w:t xml:space="preserve">2 min. Black stems = length-20 DFT, tallest 16.4 at f = 0.30; blue curve N = 1000 peaks at the dashed line f = 0.317 with |Y| = 20.</w:t>
+        <w:t xml:space="preserve">Timing ≈ 2 min.</w:t>
+      </w:r>
+    </w:p>
+    <w:p>
+      <w:pPr>
+        <w:pStyle w:val="ListParagraph"/>
+        <w:numPr>
+          <w:ilvl w:val="0"/>
+          <w:numId w:val="2"/>
+        </w:numPr>
+        <w:spacing w:after="80"/>
+      </w:pPr>
+      <w:r>
+        <w:rPr>
+          <w:rFonts w:ascii="Calibri" w:cs="Calibri" w:eastAsia="Calibri" w:hAnsi="Calibri"/>
+          <w:sz w:val="22"/>
+          <w:szCs w:val="22"/>
+        </w:rPr>
+        <w:t xml:space="preserve">Data: the same signal as DFT 17 (L = 20, f₀ = 0.317).</w:t>
+      </w:r>
+    </w:p>
+    <w:p>
+      <w:pPr>
+        <w:pStyle w:val="ListParagraph"/>
+        <w:numPr>
+          <w:ilvl w:val="0"/>
+          <w:numId w:val="2"/>
+        </w:numPr>
+        <w:spacing w:after="80"/>
+      </w:pPr>
+      <w:r>
+        <w:rPr>
+          <w:rFonts w:ascii="Calibri" w:cs="Calibri" w:eastAsia="Calibri" w:hAnsi="Calibri"/>
+          <w:sz w:val="22"/>
+          <w:szCs w:val="22"/>
+        </w:rPr>
+        <w:t xml:space="preserve">Black stems: length-20 DFT. Tallest is k = 6, f = 0.30, height 16.4. Next: k = 7, f = 0.35, height 8.5 (the others are ≤ 4.2).</w:t>
+      </w:r>
+    </w:p>
+    <w:p>
+      <w:pPr>
+        <w:pStyle w:val="ListParagraph"/>
+        <w:numPr>
+          <w:ilvl w:val="0"/>
+          <w:numId w:val="2"/>
+        </w:numPr>
+        <w:spacing w:after="80"/>
+      </w:pPr>
+      <w:r>
+        <w:rPr>
+          <w:rFonts w:ascii="Calibri" w:cs="Calibri" w:eastAsia="Calibri" w:hAnsi="Calibri"/>
+          <w:sz w:val="22"/>
+          <w:szCs w:val="22"/>
+        </w:rPr>
+        <w:t xml:space="preserve">Blue curve: N = 1000 padded DFT. Its top sits on the dashed line f = 0.317 with height 20.</w:t>
+      </w:r>
+    </w:p>
+    <w:p>
+      <w:pPr>
+        <w:pStyle w:val="ListParagraph"/>
+        <w:numPr>
+          <w:ilvl w:val="0"/>
+          <w:numId w:val="2"/>
+        </w:numPr>
+        <w:spacing w:after="80"/>
+      </w:pPr>
+      <w:r>
+        <w:rPr>
+          <w:rFonts w:ascii="Calibri" w:cs="Calibri" w:eastAsia="Calibri" w:hAnsi="Calibri"/>
+          <w:sz w:val="22"/>
+          <w:szCs w:val="22"/>
+        </w:rPr>
+        <w:t xml:space="preserve">What to point at: compare the top of the tallest black stem (16.4) with the top of the blue curve (20), and the horizontal gap 0.317 − 0.30 = 0.017.</w:t>
       </w:r>
     </w:p>
     <w:p>
@@ -1127,25 +3161,187 @@
           <w:sz w:val="22"/>
           <w:szCs w:val="22"/>
         </w:rPr>
-        <w:t xml:space="preserve">4 min. s[n] = e^{jΩ0 n}, Ω0 = 3π/4, grid Ω_k = πk/2, "bin 1.5". θ_k = πk/2 − 3π/4. |S[0]| = 1/0.9239 = 1.082; |S[1]| = 1/0.3827 = 2.613; |S[2]| = 2.613; |S[3]| = 1.082. Check: Σ|S|² = 2(1.082)² + 2(2.613)² = 16.0 = L Σ|s|² = 4·4.</w:t>
-      </w:r>
-    </w:p>
-    <w:p>
-      <w:pPr>
-        <w:pStyle w:val="ListParagraph"/>
-        <w:numPr>
-          <w:ilvl w:val="0"/>
-          <w:numId w:val="2"/>
-        </w:numPr>
-        <w:spacing w:after="80"/>
-      </w:pPr>
-      <w:r>
-        <w:rPr>
-          <w:rFonts w:ascii="Calibri" w:cs="Calibri" w:eastAsia="Calibri" w:hAnsi="Calibri"/>
-          <w:sz w:val="22"/>
-          <w:szCs w:val="22"/>
-        </w:rPr>
-        <w:t xml:space="preserve">Pad to N = 16: bin 6 is exactly Ω0, |Y[6]| = 4 = L.</w:t>
+        <w:t xml:space="preserve">Timing ≈ 4 min.</w:t>
+      </w:r>
+    </w:p>
+    <w:p>
+      <w:pPr>
+        <w:pStyle w:val="ListParagraph"/>
+        <w:numPr>
+          <w:ilvl w:val="0"/>
+          <w:numId w:val="2"/>
+        </w:numPr>
+        <w:spacing w:after="80"/>
+      </w:pPr>
+      <w:r>
+        <w:rPr>
+          <w:rFonts w:ascii="Calibri" w:cs="Calibri" w:eastAsia="Calibri" w:hAnsi="Calibri"/>
+          <w:sz w:val="22"/>
+          <w:szCs w:val="22"/>
+        </w:rPr>
+        <w:t xml:space="preserve">Given: s[n] = e^{jΩ₀n}, n = 0…3, L = 4, Ω₀ = 3π/4. Length-4 grid Ω_k = 2πk/4 = πk/2 rad: 0, π/2, π, 3π/2. Where is Ω₀ on the grid? (3π/4)/(π/2) = 1.5, 'bin 1.5': halfway between bins 1 and 2.</w:t>
+      </w:r>
+    </w:p>
+    <w:p>
+      <w:pPr>
+        <w:pStyle w:val="ListParagraph"/>
+        <w:numPr>
+          <w:ilvl w:val="0"/>
+          <w:numId w:val="2"/>
+        </w:numPr>
+        <w:spacing w:after="80"/>
+      </w:pPr>
+      <w:r>
+        <w:rPr>
+          <w:rFonts w:ascii="Calibri" w:cs="Calibri" w:eastAsia="Calibri" w:hAnsi="Calibri"/>
+          <w:sz w:val="22"/>
+          <w:szCs w:val="22"/>
+        </w:rPr>
+        <w:t xml:space="preserve">Step 1 — kernel formula with L = 4: |S[k]| = |sin(4θ_k/2)/sin(θ_k/2)| = |sin(2θ_k)/sin(θ_k/2)|, θ_k = Ω_k − Ω₀ = πk/2 − 3π/4.</w:t>
+      </w:r>
+    </w:p>
+    <w:p>
+      <w:pPr>
+        <w:pStyle w:val="ListParagraph"/>
+        <w:numPr>
+          <w:ilvl w:val="0"/>
+          <w:numId w:val="2"/>
+        </w:numPr>
+        <w:spacing w:after="80"/>
+      </w:pPr>
+      <w:r>
+        <w:rPr>
+          <w:rFonts w:ascii="Calibri" w:cs="Calibri" w:eastAsia="Calibri" w:hAnsi="Calibri"/>
+          <w:sz w:val="22"/>
+          <w:szCs w:val="22"/>
+        </w:rPr>
+        <w:t xml:space="preserve">Step 2 — k = 0: θ = −3π/4. 2θ = −3π/2, sin(−3π/2) = +1, magnitude 1. θ/2 = −3π/8, sin(−3π/8) = −0.9239. |S[0]| = 1/0.9239 = 1.082.</w:t>
+      </w:r>
+    </w:p>
+    <w:p>
+      <w:pPr>
+        <w:pStyle w:val="ListParagraph"/>
+        <w:numPr>
+          <w:ilvl w:val="0"/>
+          <w:numId w:val="2"/>
+        </w:numPr>
+        <w:spacing w:after="80"/>
+      </w:pPr>
+      <w:r>
+        <w:rPr>
+          <w:rFonts w:ascii="Calibri" w:cs="Calibri" w:eastAsia="Calibri" w:hAnsi="Calibri"/>
+          <w:sz w:val="22"/>
+          <w:szCs w:val="22"/>
+        </w:rPr>
+        <w:t xml:space="preserve">Step 3 — k = 1: θ = π/2 − 3π/4 = −π/4. 2θ = −π/2, sin = −1, magnitude 1. θ/2 = −π/8, sin = −0.3827. |S[1]| = 1/0.3827 = 2.613.</w:t>
+      </w:r>
+    </w:p>
+    <w:p>
+      <w:pPr>
+        <w:pStyle w:val="ListParagraph"/>
+        <w:numPr>
+          <w:ilvl w:val="0"/>
+          <w:numId w:val="2"/>
+        </w:numPr>
+        <w:spacing w:after="80"/>
+      </w:pPr>
+      <w:r>
+        <w:rPr>
+          <w:rFonts w:ascii="Calibri" w:cs="Calibri" w:eastAsia="Calibri" w:hAnsi="Calibri"/>
+          <w:sz w:val="22"/>
+          <w:szCs w:val="22"/>
+        </w:rPr>
+        <w:t xml:space="preserve">Step 4 — k = 2: θ = π − 3π/4 = +π/4. 2θ = π/2, sin = 1. θ/2 = π/8, sin = 0.3827. |S[2]| = 2.613.</w:t>
+      </w:r>
+    </w:p>
+    <w:p>
+      <w:pPr>
+        <w:pStyle w:val="ListParagraph"/>
+        <w:numPr>
+          <w:ilvl w:val="0"/>
+          <w:numId w:val="2"/>
+        </w:numPr>
+        <w:spacing w:after="80"/>
+      </w:pPr>
+      <w:r>
+        <w:rPr>
+          <w:rFonts w:ascii="Calibri" w:cs="Calibri" w:eastAsia="Calibri" w:hAnsi="Calibri"/>
+          <w:sz w:val="22"/>
+          <w:szCs w:val="22"/>
+        </w:rPr>
+        <w:t xml:space="preserve">Step 5 — k = 3: θ = 3π/2 − 3π/4 = +3π/4. 2θ = 3π/2, sin = −1. θ/2 = 3π/8, sin = 0.9239. |S[3]| = 1.082.</w:t>
+      </w:r>
+    </w:p>
+    <w:p>
+      <w:pPr>
+        <w:pStyle w:val="ListParagraph"/>
+        <w:numPr>
+          <w:ilvl w:val="0"/>
+          <w:numId w:val="2"/>
+        </w:numPr>
+        <w:spacing w:after="80"/>
+      </w:pPr>
+      <w:r>
+        <w:rPr>
+          <w:rFonts w:ascii="Calibri" w:cs="Calibri" w:eastAsia="Calibri" w:hAnsi="Calibri"/>
+          <w:sz w:val="22"/>
+          <w:szCs w:val="22"/>
+        </w:rPr>
+        <w:t xml:space="preserve">Step 6 — Parseval check (energy). Σ|s[n]|² = 4 terms each of size 1 = 4. Then Σ|S[k]|² should be L × 4 = 16. Compute: 1.082² = 1.171, 2.613² = 6.828. Sum = 2(1.171) + 2(6.828) = 2.34 + 13.66 = 16.0 ✓.</w:t>
+      </w:r>
+    </w:p>
+    <w:p>
+      <w:pPr>
+        <w:pStyle w:val="ListParagraph"/>
+        <w:numPr>
+          <w:ilvl w:val="0"/>
+          <w:numId w:val="2"/>
+        </w:numPr>
+        <w:spacing w:after="80"/>
+      </w:pPr>
+      <w:r>
+        <w:rPr>
+          <w:rFonts w:ascii="Calibri" w:cs="Calibri" w:eastAsia="Calibri" w:hAnsi="Calibri"/>
+          <w:sz w:val="22"/>
+          <w:szCs w:val="22"/>
+        </w:rPr>
+        <w:t xml:space="preserve">Step 7 — pad to N = 16: Ω_k = 2πk/16 = πk/8. Ω₀ = 3π/4 = 6π/8, so k = 6 exactly. Then |Y[6]| = L = 4.</w:t>
+      </w:r>
+    </w:p>
+    <w:p>
+      <w:pPr>
+        <w:pStyle w:val="ListParagraph"/>
+        <w:numPr>
+          <w:ilvl w:val="0"/>
+          <w:numId w:val="2"/>
+        </w:numPr>
+        <w:spacing w:after="80"/>
+      </w:pPr>
+      <w:r>
+        <w:rPr>
+          <w:rFonts w:ascii="Calibri" w:cs="Calibri" w:eastAsia="Calibri" w:hAnsi="Calibri"/>
+          <w:sz w:val="22"/>
+          <w:szCs w:val="22"/>
+        </w:rPr>
+        <w:t xml:space="preserve">Also check Y[kM] = S[k] with M = 4: |Y[4]| = 2.613 = |S[1]|, |Y[8]| = 2.613 = |S[2]|, |Y[12]| = 1.082 = |S[3]|, |Y[0]| = 1.082 = |S[0]|.</w:t>
+      </w:r>
+    </w:p>
+    <w:p>
+      <w:pPr>
+        <w:pStyle w:val="ListParagraph"/>
+        <w:numPr>
+          <w:ilvl w:val="0"/>
+          <w:numId w:val="2"/>
+        </w:numPr>
+        <w:spacing w:after="80"/>
+      </w:pPr>
+      <w:r>
+        <w:rPr>
+          <w:rFonts w:ascii="Calibri" w:cs="Calibri" w:eastAsia="Calibri" w:hAnsi="Calibri"/>
+          <w:sz w:val="22"/>
+          <w:szCs w:val="22"/>
+        </w:rPr>
+        <w:t xml:space="preserve">Message: every bin of the length-4 DFT is nonzero (leakage) and none is at the peak; padding finds the peak (value 4 at bin 6; bin 2 of the padded DFT is exactly 0, a null).</w:t>
       </w:r>
     </w:p>
     <w:p>
@@ -1193,7 +3389,97 @@
           <w:sz w:val="22"/>
           <w:szCs w:val="22"/>
         </w:rPr>
-        <w:t xml:space="preserve">2 min. Black stems straddle the dashed true frequency 0.375; orange circles (N = 16) include a point on the peak (value 4); the blue curve is the kernel.</w:t>
+        <w:t xml:space="preserve">Timing ≈ 2 min.</w:t>
+      </w:r>
+    </w:p>
+    <w:p>
+      <w:pPr>
+        <w:pStyle w:val="ListParagraph"/>
+        <w:numPr>
+          <w:ilvl w:val="0"/>
+          <w:numId w:val="2"/>
+        </w:numPr>
+        <w:spacing w:after="80"/>
+      </w:pPr>
+      <w:r>
+        <w:rPr>
+          <w:rFonts w:ascii="Calibri" w:cs="Calibri" w:eastAsia="Calibri" w:hAnsi="Calibri"/>
+          <w:sz w:val="22"/>
+          <w:szCs w:val="22"/>
+        </w:rPr>
+        <w:t xml:space="preserve">Numbers behind the plot: L = 4, Ω₀/2π = 3π/4 ÷ 2π = 0.375.</w:t>
+      </w:r>
+    </w:p>
+    <w:p>
+      <w:pPr>
+        <w:pStyle w:val="ListParagraph"/>
+        <w:numPr>
+          <w:ilvl w:val="0"/>
+          <w:numId w:val="2"/>
+        </w:numPr>
+        <w:spacing w:after="80"/>
+      </w:pPr>
+      <w:r>
+        <w:rPr>
+          <w:rFonts w:ascii="Calibri" w:cs="Calibri" w:eastAsia="Calibri" w:hAnsi="Calibri"/>
+          <w:sz w:val="22"/>
+          <w:szCs w:val="22"/>
+        </w:rPr>
+        <w:t xml:space="preserve">Black stems at f = k/4 = 0, 0.25, 0.5, 0.75 with heights 1.082, 2.613, 2.613, 1.082: they straddle the dashed line at 0.375.</w:t>
+      </w:r>
+    </w:p>
+    <w:p>
+      <w:pPr>
+        <w:pStyle w:val="ListParagraph"/>
+        <w:numPr>
+          <w:ilvl w:val="0"/>
+          <w:numId w:val="2"/>
+        </w:numPr>
+        <w:spacing w:after="80"/>
+      </w:pPr>
+      <w:r>
+        <w:rPr>
+          <w:rFonts w:ascii="Calibri" w:cs="Calibri" w:eastAsia="Calibri" w:hAnsi="Calibri"/>
+          <w:sz w:val="22"/>
+          <w:szCs w:val="22"/>
+        </w:rPr>
+        <w:t xml:space="preserve">Orange circles: N = 16, f = k/16; the one at k = 6 (f = 0.375) has height 4 = L, on the peak.</w:t>
+      </w:r>
+    </w:p>
+    <w:p>
+      <w:pPr>
+        <w:pStyle w:val="ListParagraph"/>
+        <w:numPr>
+          <w:ilvl w:val="0"/>
+          <w:numId w:val="2"/>
+        </w:numPr>
+        <w:spacing w:after="80"/>
+      </w:pPr>
+      <w:r>
+        <w:rPr>
+          <w:rFonts w:ascii="Calibri" w:cs="Calibri" w:eastAsia="Calibri" w:hAnsi="Calibri"/>
+          <w:sz w:val="22"/>
+          <w:szCs w:val="22"/>
+        </w:rPr>
+        <w:t xml:space="preserve">Blue curve: the kernel, nulls at 0.375 ± 1/L = 0.375 ± 0.25 = 0.125 and 0.625.</w:t>
+      </w:r>
+    </w:p>
+    <w:p>
+      <w:pPr>
+        <w:pStyle w:val="ListParagraph"/>
+        <w:numPr>
+          <w:ilvl w:val="0"/>
+          <w:numId w:val="2"/>
+        </w:numPr>
+        <w:spacing w:after="80"/>
+      </w:pPr>
+      <w:r>
+        <w:rPr>
+          <w:rFonts w:ascii="Calibri" w:cs="Calibri" w:eastAsia="Calibri" w:hAnsi="Calibri"/>
+          <w:sz w:val="22"/>
+          <w:szCs w:val="22"/>
+        </w:rPr>
+        <w:t xml:space="preserve">Check by eye: orange circles at k = 4, 8 (f = 0.25, 0.5) have height 2.613, exactly the black stems.</w:t>
       </w:r>
     </w:p>
     <w:p>
@@ -1241,7 +3527,151 @@
           <w:sz w:val="22"/>
           <w:szCs w:val="22"/>
         </w:rPr>
-        <w:t xml:space="preserve">4 min. s[n] = cos(0.7πn), L = 8, N = 32. k0 = 0.7π·32/(2π) = 11.2; nearest 11, Ω̂0 = 0.6875π, error 0.0125π ≈ 0.039 rad. Computed |Y[10]| = 3.89, |Y[11]| = 4.56, |Y[12]| = 4.12 (peak above L/2 = 4 because of mirror leakage). Without padding: bin 2.8 → 3, Ω̂0 = 0.75π, error 0.05π, four times worse.</w:t>
+        <w:t xml:space="preserve">Timing ≈ 4 min.</w:t>
+      </w:r>
+    </w:p>
+    <w:p>
+      <w:pPr>
+        <w:pStyle w:val="ListParagraph"/>
+        <w:numPr>
+          <w:ilvl w:val="0"/>
+          <w:numId w:val="2"/>
+        </w:numPr>
+        <w:spacing w:after="80"/>
+      </w:pPr>
+      <w:r>
+        <w:rPr>
+          <w:rFonts w:ascii="Calibri" w:cs="Calibri" w:eastAsia="Calibri" w:hAnsi="Calibri"/>
+          <w:sz w:val="22"/>
+          <w:szCs w:val="22"/>
+        </w:rPr>
+        <w:t xml:space="preserve">Given: s[n] = cos(0.7πn), n = 0…7 (L = 8), pad to N = 32, M = N/L = 4. Goal: estimate Ω₀ from the DFT peak and compare with the truth 0.7π.</w:t>
+      </w:r>
+    </w:p>
+    <w:p>
+      <w:pPr>
+        <w:pStyle w:val="ListParagraph"/>
+        <w:numPr>
+          <w:ilvl w:val="0"/>
+          <w:numId w:val="2"/>
+        </w:numPr>
+        <w:spacing w:after="80"/>
+      </w:pPr>
+      <w:r>
+        <w:rPr>
+          <w:rFonts w:ascii="Calibri" w:cs="Calibri" w:eastAsia="Calibri" w:hAnsi="Calibri"/>
+          <w:sz w:val="22"/>
+          <w:szCs w:val="22"/>
+        </w:rPr>
+        <w:t xml:space="preserve">Step 1 — grid: Ω_k = 2πk/32 = πk/16. Where is the true frequency? k₀ = Ω₀N/(2π) = 0.7π·32/(2π) = 0.7 × 16 = 11.2, not a whole number.</w:t>
+      </w:r>
+    </w:p>
+    <w:p>
+      <w:pPr>
+        <w:pStyle w:val="ListParagraph"/>
+        <w:numPr>
+          <w:ilvl w:val="0"/>
+          <w:numId w:val="2"/>
+        </w:numPr>
+        <w:spacing w:after="80"/>
+      </w:pPr>
+      <w:r>
+        <w:rPr>
+          <w:rFonts w:ascii="Calibri" w:cs="Calibri" w:eastAsia="Calibri" w:hAnsi="Calibri"/>
+          <w:sz w:val="22"/>
+          <w:szCs w:val="22"/>
+        </w:rPr>
+        <w:t xml:space="preserve">Step 2 — nearest bins: 11 is 0.2 away, 12 is 0.8 away, so pick k = 11. Ω̂₀ = 11·2π/32 = 22π/32 = 0.6875π = 2.160 rad.</w:t>
+      </w:r>
+    </w:p>
+    <w:p>
+      <w:pPr>
+        <w:pStyle w:val="ListParagraph"/>
+        <w:numPr>
+          <w:ilvl w:val="0"/>
+          <w:numId w:val="2"/>
+        </w:numPr>
+        <w:spacing w:after="80"/>
+      </w:pPr>
+      <w:r>
+        <w:rPr>
+          <w:rFonts w:ascii="Calibri" w:cs="Calibri" w:eastAsia="Calibri" w:hAnsi="Calibri"/>
+          <w:sz w:val="22"/>
+          <w:szCs w:val="22"/>
+        </w:rPr>
+        <w:t xml:space="preserve">Step 3 — error: 0.7π − 0.6875π = 0.0125π = 0.039 rad. (Worst possible error with this grid is half a step: π/32 = 0.098 rad = 0.031π; 0.0125π is inside that.)</w:t>
+      </w:r>
+    </w:p>
+    <w:p>
+      <w:pPr>
+        <w:pStyle w:val="ListParagraph"/>
+        <w:numPr>
+          <w:ilvl w:val="0"/>
+          <w:numId w:val="2"/>
+        </w:numPr>
+        <w:spacing w:after="80"/>
+      </w:pPr>
+      <w:r>
+        <w:rPr>
+          <w:rFonts w:ascii="Calibri" w:cs="Calibri" w:eastAsia="Calibri" w:hAnsi="Calibri"/>
+          <w:sz w:val="22"/>
+          <w:szCs w:val="22"/>
+        </w:rPr>
+        <w:t xml:space="preserve">Step 4 — numerical check: |Y[10]| = 3.885, |Y[11]| = 4.560, |Y[12]| = 4.115. The maximum is at k = 11 ✓ (this also shows the true peak is closer to 11 than 12).</w:t>
+      </w:r>
+    </w:p>
+    <w:p>
+      <w:pPr>
+        <w:pStyle w:val="ListParagraph"/>
+        <w:numPr>
+          <w:ilvl w:val="0"/>
+          <w:numId w:val="2"/>
+        </w:numPr>
+        <w:spacing w:after="80"/>
+      </w:pPr>
+      <w:r>
+        <w:rPr>
+          <w:rFonts w:ascii="Calibri" w:cs="Calibri" w:eastAsia="Calibri" w:hAnsi="Calibri"/>
+          <w:sz w:val="22"/>
+          <w:szCs w:val="22"/>
+        </w:rPr>
+        <w:t xml:space="preserve">Step 5 — why 4.56 and not exactly L/2 = 4? The cosine has two peaks, at k₀ and N − k₀; the tail (leakage) of the mirror peak adds onto this one. Only search k ≤ N/2 = 16.</w:t>
+      </w:r>
+    </w:p>
+    <w:p>
+      <w:pPr>
+        <w:pStyle w:val="ListParagraph"/>
+        <w:numPr>
+          <w:ilvl w:val="0"/>
+          <w:numId w:val="2"/>
+        </w:numPr>
+        <w:spacing w:after="80"/>
+      </w:pPr>
+      <w:r>
+        <w:rPr>
+          <w:rFonts w:ascii="Calibri" w:cs="Calibri" w:eastAsia="Calibri" w:hAnsi="Calibri"/>
+          <w:sz w:val="22"/>
+          <w:szCs w:val="22"/>
+        </w:rPr>
+        <w:t xml:space="preserve">Step 6 — no padding for comparison: grid 2π/8 = π/4. k₀ = 0.7π·8/(2π) = 2.8, nearest bin 3, Ω̂₀ = 3·2π/8 = 0.75π, error 0.05π. Four times larger than 0.0125π ✓. (|S[3]| = 4.115 = Y[12]; the shortcut Y[4k] = S[k] holds.)</w:t>
+      </w:r>
+    </w:p>
+    <w:p>
+      <w:pPr>
+        <w:pStyle w:val="ListParagraph"/>
+        <w:numPr>
+          <w:ilvl w:val="0"/>
+          <w:numId w:val="2"/>
+        </w:numPr>
+        <w:spacing w:after="80"/>
+      </w:pPr>
+      <w:r>
+        <w:rPr>
+          <w:rFonts w:ascii="Calibri" w:cs="Calibri" w:eastAsia="Calibri" w:hAnsi="Calibri"/>
+          <w:sz w:val="22"/>
+          <w:szCs w:val="22"/>
+        </w:rPr>
+        <w:t xml:space="preserve">Resolution reminder: grid spacing 2π/N = π/16; the mainlobe width 4π/L = π/2 is fixed by L = 8 and does not change with N.</w:t>
       </w:r>
     </w:p>
     <w:p>
@@ -1289,7 +3719,97 @@
           <w:sz w:val="22"/>
           <w:szCs w:val="22"/>
         </w:rPr>
-        <w:t xml:space="preserve">3 min. Two equal cosines at f = 0.20 and 0.20 + Δf, all padded to 4096. L = 32, Δf = 0.02 &lt; 1/L = 0.031: one blob. L = 32, Δf = 0.05: two peaks. L = 128, Δf = 0.02: two peaks. Rule: resolvable when ΔΩ &gt; 2π/L. Padding cannot rescue the first panel.</w:t>
+        <w:t xml:space="preserve">Timing ≈ 3 min.</w:t>
+      </w:r>
+    </w:p>
+    <w:p>
+      <w:pPr>
+        <w:pStyle w:val="ListParagraph"/>
+        <w:numPr>
+          <w:ilvl w:val="0"/>
+          <w:numId w:val="2"/>
+        </w:numPr>
+        <w:spacing w:after="80"/>
+      </w:pPr>
+      <w:r>
+        <w:rPr>
+          <w:rFonts w:ascii="Calibri" w:cs="Calibri" w:eastAsia="Calibri" w:hAnsi="Calibri"/>
+          <w:sz w:val="22"/>
+          <w:szCs w:val="22"/>
+        </w:rPr>
+        <w:t xml:space="preserve">Setup: two equal-amplitude cosines at normalized f = 0.20 and 0.20 + Δf. All spectra are padded to 4096 points, so the grid is never the limit.</w:t>
+      </w:r>
+    </w:p>
+    <w:p>
+      <w:pPr>
+        <w:pStyle w:val="ListParagraph"/>
+        <w:numPr>
+          <w:ilvl w:val="0"/>
+          <w:numId w:val="2"/>
+        </w:numPr>
+        <w:spacing w:after="80"/>
+      </w:pPr>
+      <w:r>
+        <w:rPr>
+          <w:rFonts w:ascii="Calibri" w:cs="Calibri" w:eastAsia="Calibri" w:hAnsi="Calibri"/>
+          <w:sz w:val="22"/>
+          <w:szCs w:val="22"/>
+        </w:rPr>
+        <w:t xml:space="preserve">Rule: two peaks separate when Δf &gt; 1/L (equivalently ΔΩ &gt; 2π/L), i.e. when the second peak lies outside the first mainlobe half-width.</w:t>
+      </w:r>
+    </w:p>
+    <w:p>
+      <w:pPr>
+        <w:pStyle w:val="ListParagraph"/>
+        <w:numPr>
+          <w:ilvl w:val="0"/>
+          <w:numId w:val="2"/>
+        </w:numPr>
+        <w:spacing w:after="80"/>
+      </w:pPr>
+      <w:r>
+        <w:rPr>
+          <w:rFonts w:ascii="Calibri" w:cs="Calibri" w:eastAsia="Calibri" w:hAnsi="Calibri"/>
+          <w:sz w:val="22"/>
+          <w:szCs w:val="22"/>
+        </w:rPr>
+        <w:t xml:space="preserve">Left: L = 32, 1/L = 0.03125, Δf = 0.02 &lt; 0.03125, one blob. Middle: L = 32, Δf = 0.05 &gt; 0.03125, two peaks. Right: L = 128, 1/L = 0.0078, Δf = 0.02 &gt; 0.0078, two peaks.</w:t>
+      </w:r>
+    </w:p>
+    <w:p>
+      <w:pPr>
+        <w:pStyle w:val="ListParagraph"/>
+        <w:numPr>
+          <w:ilvl w:val="0"/>
+          <w:numId w:val="2"/>
+        </w:numPr>
+        <w:spacing w:after="80"/>
+      </w:pPr>
+      <w:r>
+        <w:rPr>
+          <w:rFonts w:ascii="Calibri" w:cs="Calibri" w:eastAsia="Calibri" w:hAnsi="Calibri"/>
+          <w:sz w:val="22"/>
+          <w:szCs w:val="22"/>
+        </w:rPr>
+        <w:t xml:space="preserve">How long a record for Δf = 0.02? Need L &gt; 1/0.02 = 50 samples.</w:t>
+      </w:r>
+    </w:p>
+    <w:p>
+      <w:pPr>
+        <w:pStyle w:val="ListParagraph"/>
+        <w:numPr>
+          <w:ilvl w:val="0"/>
+          <w:numId w:val="2"/>
+        </w:numPr>
+        <w:spacing w:after="80"/>
+      </w:pPr>
+      <w:r>
+        <w:rPr>
+          <w:rFonts w:ascii="Calibri" w:cs="Calibri" w:eastAsia="Calibri" w:hAnsi="Calibri"/>
+          <w:sz w:val="22"/>
+          <w:szCs w:val="22"/>
+        </w:rPr>
+        <w:t xml:space="preserve">Say: padding can not rescue the left panel; only more samples (longer L) can.</w:t>
       </w:r>
     </w:p>
     <w:p>
@@ -1337,7 +3857,97 @@
           <w:sz w:val="22"/>
           <w:szCs w:val="22"/>
         </w:rPr>
-        <w:t xml:space="preserve">2 min. (1) Padding does not sharpen the peak. (2) A = 2|S|/L uses the original L: 2(355)/200 = 3.55, not /1600. (3) Peak at padded bin k means Ω = 2πk/N. (4) Y[kM] = S[k] needs N = ML. Also search only k ≤ N/2 for a real signal.</w:t>
+        <w:t xml:space="preserve">Timing ≈ 2 min.</w:t>
+      </w:r>
+    </w:p>
+    <w:p>
+      <w:pPr>
+        <w:pStyle w:val="ListParagraph"/>
+        <w:numPr>
+          <w:ilvl w:val="0"/>
+          <w:numId w:val="2"/>
+        </w:numPr>
+        <w:spacing w:after="80"/>
+      </w:pPr>
+      <w:r>
+        <w:rPr>
+          <w:rFonts w:ascii="Calibri" w:cs="Calibri" w:eastAsia="Calibri" w:hAnsi="Calibri"/>
+          <w:sz w:val="22"/>
+          <w:szCs w:val="22"/>
+        </w:rPr>
+        <w:t xml:space="preserve">Mistake 1: 'padding sharpens the peak'. The width 4π/L depends on L; with L = 20 the null-to-null width is 4π/20 = 0.63 rad however large N is.</w:t>
+      </w:r>
+    </w:p>
+    <w:p>
+      <w:pPr>
+        <w:pStyle w:val="ListParagraph"/>
+        <w:numPr>
+          <w:ilvl w:val="0"/>
+          <w:numId w:val="2"/>
+        </w:numPr>
+        <w:spacing w:after="80"/>
+      </w:pPr>
+      <w:r>
+        <w:rPr>
+          <w:rFonts w:ascii="Calibri" w:cs="Calibri" w:eastAsia="Calibri" w:hAnsi="Calibri"/>
+          <w:sz w:val="22"/>
+          <w:szCs w:val="22"/>
+        </w:rPr>
+        <w:t xml:space="preserve">Mistake 2: amplitude with the wrong length. Notebook: A = 2|S|/L = 2(355)/200 = 3.55 ✓. With N = 1600 you get 2(355)/1600 = 0.44, far from 3.5.</w:t>
+      </w:r>
+    </w:p>
+    <w:p>
+      <w:pPr>
+        <w:pStyle w:val="ListParagraph"/>
+        <w:numPr>
+          <w:ilvl w:val="0"/>
+          <w:numId w:val="2"/>
+        </w:numPr>
+        <w:spacing w:after="80"/>
+      </w:pPr>
+      <w:r>
+        <w:rPr>
+          <w:rFonts w:ascii="Calibri" w:cs="Calibri" w:eastAsia="Calibri" w:hAnsi="Calibri"/>
+          <w:sz w:val="22"/>
+          <w:szCs w:val="22"/>
+        </w:rPr>
+        <w:t xml:space="preserve">Mistake 3: frequency from the wrong length. Bin 192 of N = 1600 is Ω = 2π·192/1600 = 0.754 rad/sample ✓. Treating it as bin 192 of L = 200 gives 2π·192/200 = 6.03 rad, which is not even in [0, π].</w:t>
+      </w:r>
+    </w:p>
+    <w:p>
+      <w:pPr>
+        <w:pStyle w:val="ListParagraph"/>
+        <w:numPr>
+          <w:ilvl w:val="0"/>
+          <w:numId w:val="2"/>
+        </w:numPr>
+        <w:spacing w:after="80"/>
+      </w:pPr>
+      <w:r>
+        <w:rPr>
+          <w:rFonts w:ascii="Calibri" w:cs="Calibri" w:eastAsia="Calibri" w:hAnsi="Calibri"/>
+          <w:sz w:val="22"/>
+          <w:szCs w:val="22"/>
+        </w:rPr>
+        <w:t xml:space="preserve">Mistake 4: Y[kM] = S[k] needs N = ML with M a whole number. Counter-example L = 3, N = 4: |Y| = (2, 2.83, 2, 2.83) while |S| = (2, 2.65, 2.65); only index 0 matches.</w:t>
+      </w:r>
+    </w:p>
+    <w:p>
+      <w:pPr>
+        <w:pStyle w:val="ListParagraph"/>
+        <w:numPr>
+          <w:ilvl w:val="0"/>
+          <w:numId w:val="2"/>
+        </w:numPr>
+        <w:spacing w:after="80"/>
+      </w:pPr>
+      <w:r>
+        <w:rPr>
+          <w:rFonts w:ascii="Calibri" w:cs="Calibri" w:eastAsia="Calibri" w:hAnsi="Calibri"/>
+          <w:sz w:val="22"/>
+          <w:szCs w:val="22"/>
+        </w:rPr>
+        <w:t xml:space="preserve">Also: a real sinusoid gives two peaks, at k₀ and N − k₀. Search k ≤ N/2.</w:t>
       </w:r>
     </w:p>
     <w:p>
